--- a/rENM-Framework-User-Manual.docx
+++ b/rENM-Framework-User-Manual.docx
@@ -23,7 +23,7 @@
         <w:pStyle w:val="Date"/>
       </w:pPr>
       <w:r>
-        <w:t xml:space="preserve">2026-05-08</w:t>
+        <w:t xml:space="preserve">2026-05-09</w:t>
       </w:r>
     </w:p>
     <w:sdt>
@@ -684,7 +684,7 @@
       </w:r>
     </w:p>
     <w:bookmarkEnd w:id="16"/>
-    <w:bookmarkStart w:id="24" w:name="the-renm-workflow"/>
+    <w:bookmarkStart w:id="23" w:name="the-renm-workflow"/>
     <w:p>
       <w:pPr>
         <w:pStyle w:val="Heading1"/>
@@ -1042,7 +1042,7 @@
           <w:i/>
           <w:iCs/>
         </w:rPr>
-        <w:t xml:space="preserve">user-manual.qmd</w:t>
+        <w:t xml:space="preserve">rENM-Framework-User-Manual.qmd</w:t>
       </w:r>
       <w:r>
         <w:t xml:space="preserve"> </w:t>
@@ -1068,7 +1068,7 @@
       </w:r>
     </w:p>
     <w:bookmarkEnd w:id="20"/>
-    <w:bookmarkStart w:id="22" w:name="automated-scripting"/>
+    <w:bookmarkStart w:id="21" w:name="automated-scripting"/>
     <w:p>
       <w:pPr>
         <w:pStyle w:val="Heading2"/>
@@ -1092,12 +1092,256 @@
         <w:pStyle w:val="FirstParagraph"/>
       </w:pPr>
       <w:r>
-        <w:t xml:space="preserve">Another option is to use the rENM.R script available in the rENM.scripts package at</w:t>
-      </w:r>
-      <w:r>
-        <w:t xml:space="preserve"> </w:t>
-      </w:r>
-      <w:hyperlink r:id="rId21">
+        <w:t xml:space="preserve">If you prefer not to run an rENM analysis step by step, you can use automated orchestration to execute the full pipeline. From the RStudio console, simply provide a four-letter banding code to the</w:t>
+      </w:r>
+      <w:r>
+        <w:t xml:space="preserve"> </w:t>
+      </w:r>
+      <w:r>
+        <w:rPr>
+          <w:rStyle w:val="VerbatimChar"/>
+        </w:rPr>
+        <w:t xml:space="preserve">rENM()</w:t>
+      </w:r>
+      <w:r>
+        <w:t xml:space="preserve"> </w:t>
+      </w:r>
+      <w:r>
+        <w:t xml:space="preserve">function. For example:</w:t>
+      </w:r>
+      <w:r>
+        <w:t xml:space="preserve"> </w:t>
+      </w:r>
+      <w:r>
+        <w:rPr>
+          <w:rStyle w:val="VerbatimChar"/>
+        </w:rPr>
+        <w:t xml:space="preserve">rENM("CASP")</w:t>
+      </w:r>
+      <w:r>
+        <w:t xml:space="preserve">. For additional details on automation options, enter</w:t>
+      </w:r>
+      <w:r>
+        <w:t xml:space="preserve"> </w:t>
+      </w:r>
+      <w:r>
+        <w:rPr>
+          <w:rStyle w:val="VerbatimChar"/>
+        </w:rPr>
+        <w:t xml:space="preserve">?rENM</w:t>
+      </w:r>
+      <w:r>
+        <w:t xml:space="preserve"> </w:t>
+      </w:r>
+      <w:r>
+        <w:t xml:space="preserve">in the RStudio console.</w:t>
+      </w:r>
+    </w:p>
+    <w:bookmarkEnd w:id="21"/>
+    <w:bookmarkStart w:id="22" w:name="document-rendering-options"/>
+    <w:p>
+      <w:pPr>
+        <w:pStyle w:val="Heading2"/>
+      </w:pPr>
+      <w:r>
+        <w:t xml:space="preserve">2.3</w:t>
+      </w:r>
+      <w:r>
+        <w:t xml:space="preserve"> </w:t>
+      </w:r>
+      <w:r>
+        <w:rPr>
+          <w:b/>
+          <w:bCs/>
+        </w:rPr>
+        <w:t xml:space="preserve">Document rendering options</w:t>
+      </w:r>
+    </w:p>
+    <w:p>
+      <w:pPr>
+        <w:pStyle w:val="FirstParagraph"/>
+      </w:pPr>
+      <w:r>
+        <w:t xml:space="preserve">Keep in mind that if you do use the</w:t>
+      </w:r>
+      <w:r>
+        <w:t xml:space="preserve"> </w:t>
+      </w:r>
+      <w:r>
+        <w:rPr>
+          <w:i/>
+          <w:iCs/>
+        </w:rPr>
+        <w:t xml:space="preserve">rENM-Framework-User-Manual.qmd</w:t>
+      </w:r>
+      <w:r>
+        <w:t xml:space="preserve"> </w:t>
+      </w:r>
+      <w:r>
+        <w:t xml:space="preserve">file as a template for your own species or study system, RStudio provides several rendering options. From the</w:t>
+      </w:r>
+      <w:r>
+        <w:t xml:space="preserve"> </w:t>
+      </w:r>
+      <w:r>
+        <w:rPr>
+          <w:b/>
+          <w:bCs/>
+        </w:rPr>
+        <w:t xml:space="preserve">Render</w:t>
+      </w:r>
+      <w:r>
+        <w:t xml:space="preserve"> </w:t>
+      </w:r>
+      <w:r>
+        <w:t xml:space="preserve">drop-down menu, you can create .docx, .pdf, .html, and .ipynb Jupyter Notebook versions of your new document.</w:t>
+      </w:r>
+    </w:p>
+    <w:p>
+      <w:r>
+        <w:br w:type="page"/>
+      </w:r>
+    </w:p>
+    <w:bookmarkEnd w:id="22"/>
+    <w:bookmarkEnd w:id="23"/>
+    <w:bookmarkStart w:id="27" w:name="hostenvironment"/>
+    <w:p>
+      <w:pPr>
+        <w:pStyle w:val="Heading1"/>
+      </w:pPr>
+      <w:r>
+        <w:t xml:space="preserve">3. Configuring the Host Environment</w:t>
+      </w:r>
+    </w:p>
+    <w:p>
+      <w:pPr>
+        <w:pStyle w:val="FirstParagraph"/>
+      </w:pPr>
+      <w:r>
+        <w:t xml:space="preserve">The most straightforward way to configure your local computing environment is to complete the initial setup steps in a terminal window. The examples provided here assume a macOS environment using the Bash shell, which is the system I use.</w:t>
+      </w:r>
+    </w:p>
+    <w:p>
+      <w:pPr>
+        <w:pStyle w:val="BodyText"/>
+      </w:pPr>
+      <w:r>
+        <w:t xml:space="preserve">The rENM framework relies on a simple, standardized filesystem structure. At the top level is a base project directory. Within this directory, a</w:t>
+      </w:r>
+      <w:r>
+        <w:t xml:space="preserve"> </w:t>
+      </w:r>
+      <w:r>
+        <w:rPr>
+          <w:rStyle w:val="VerbatimChar"/>
+        </w:rPr>
+        <w:t xml:space="preserve">data</w:t>
+      </w:r>
+      <w:r>
+        <w:t xml:space="preserve"> </w:t>
+      </w:r>
+      <w:r>
+        <w:t xml:space="preserve">subdirectory stores input datasets, including species occurrence records and environmental predictor variables. In this initial setup, you will install an example dataset and create a symbolic link that points to this sample collection.</w:t>
+      </w:r>
+    </w:p>
+    <w:p>
+      <w:pPr>
+        <w:pStyle w:val="BodyText"/>
+      </w:pPr>
+      <w:r>
+        <w:t xml:space="preserve">Model outputs and analysis results are written to a</w:t>
+      </w:r>
+      <w:r>
+        <w:t xml:space="preserve"> </w:t>
+      </w:r>
+      <w:r>
+        <w:rPr>
+          <w:rStyle w:val="VerbatimChar"/>
+        </w:rPr>
+        <w:t xml:space="preserve">runs</w:t>
+      </w:r>
+      <w:r>
+        <w:t xml:space="preserve"> </w:t>
+      </w:r>
+      <w:r>
+        <w:t xml:space="preserve">subdirectory within the project directory, providing a clear and reproducible organization for all rENM analyses.</w:t>
+      </w:r>
+    </w:p>
+    <w:p>
+      <w:pPr>
+        <w:pStyle w:val="BodyText"/>
+      </w:pPr>
+      <w:r>
+        <w:t xml:space="preserve">PROJECT_DIRECTORY/</w:t>
+      </w:r>
+      <w:r>
+        <w:br/>
+      </w:r>
+      <w:r>
+        <w:t xml:space="preserve">|___ data -&gt; (symbolic link to example_data)</w:t>
+      </w:r>
+      <w:r>
+        <w:br/>
+      </w:r>
+      <w:r>
+        <w:t xml:space="preserve">|___ example_data/…</w:t>
+      </w:r>
+      <w:r>
+        <w:br/>
+      </w:r>
+      <w:r>
+        <w:t xml:space="preserve">|___ runs/…</w:t>
+      </w:r>
+    </w:p>
+    <w:p>
+      <w:pPr>
+        <w:pStyle w:val="BodyText"/>
+      </w:pPr>
+      <w:r>
+        <w:t xml:space="preserve">You only need to configure your host environment once. After completing this initial setup, you can move into the RStudio environment to finalize the rENM framework installation and begin your analyses.</w:t>
+      </w:r>
+    </w:p>
+    <w:p>
+      <w:pPr>
+        <w:pStyle w:val="BodyText"/>
+      </w:pPr>
+      <w:r>
+        <w:t xml:space="preserve">In the examples that follow, I use</w:t>
+      </w:r>
+      <w:r>
+        <w:t xml:space="preserve"> </w:t>
+      </w:r>
+      <w:r>
+        <w:rPr>
+          <w:rStyle w:val="VerbatimChar"/>
+        </w:rPr>
+        <w:t xml:space="preserve">~/rENMtest</w:t>
+      </w:r>
+      <w:r>
+        <w:t xml:space="preserve"> </w:t>
+      </w:r>
+      <w:r>
+        <w:t xml:space="preserve">as the project directory for illustration. In practice, you should choose a directory name that fits your own workflow. For example, I typically use</w:t>
+      </w:r>
+      <w:r>
+        <w:t xml:space="preserve"> </w:t>
+      </w:r>
+      <w:r>
+        <w:rPr>
+          <w:rStyle w:val="VerbatimChar"/>
+        </w:rPr>
+        <w:t xml:space="preserve">~/rENM</w:t>
+      </w:r>
+      <w:r>
+        <w:t xml:space="preserve"> </w:t>
+      </w:r>
+      <w:r>
+        <w:t xml:space="preserve">in my own work. If you’d prefer to run these script outside of the RStudio ecosystem, they’re available in the GitHub repository at</w:t>
+      </w:r>
+      <w:r>
+        <w:t xml:space="preserve"> </w:t>
+      </w:r>
+      <w:hyperlink r:id="rId24">
         <w:r>
           <w:rPr>
             <w:rStyle w:val="Hyperlink"/>
@@ -1106,228 +1350,6 @@
         </w:r>
       </w:hyperlink>
       <w:r>
-        <w:t xml:space="preserve">. Down load the script and run the entire processing pipeline from the RStudio console by providing a four-letter banding code, something like this: rENM(</w:t>
-      </w:r>
-      <w:r>
-        <w:t xml:space="preserve">“CASP”</w:t>
-      </w:r>
-      <w:r>
-        <w:t xml:space="preserve">).</w:t>
-      </w:r>
-    </w:p>
-    <w:bookmarkEnd w:id="22"/>
-    <w:bookmarkStart w:id="23" w:name="document-rendering-options"/>
-    <w:p>
-      <w:pPr>
-        <w:pStyle w:val="Heading2"/>
-      </w:pPr>
-      <w:r>
-        <w:t xml:space="preserve">2.3</w:t>
-      </w:r>
-      <w:r>
-        <w:t xml:space="preserve"> </w:t>
-      </w:r>
-      <w:r>
-        <w:rPr>
-          <w:b/>
-          <w:bCs/>
-        </w:rPr>
-        <w:t xml:space="preserve">Document rendering options</w:t>
-      </w:r>
-    </w:p>
-    <w:p>
-      <w:pPr>
-        <w:pStyle w:val="FirstParagraph"/>
-      </w:pPr>
-      <w:r>
-        <w:t xml:space="preserve">Keep in mind that if you do use the</w:t>
-      </w:r>
-      <w:r>
-        <w:t xml:space="preserve"> </w:t>
-      </w:r>
-      <w:r>
-        <w:rPr>
-          <w:i/>
-          <w:iCs/>
-        </w:rPr>
-        <w:t xml:space="preserve">user-manual.qmd</w:t>
-      </w:r>
-      <w:r>
-        <w:t xml:space="preserve"> </w:t>
-      </w:r>
-      <w:r>
-        <w:t xml:space="preserve">file as a template for your own species or study system, RStudio provides several rendering options. From the</w:t>
-      </w:r>
-      <w:r>
-        <w:t xml:space="preserve"> </w:t>
-      </w:r>
-      <w:r>
-        <w:rPr>
-          <w:b/>
-          <w:bCs/>
-        </w:rPr>
-        <w:t xml:space="preserve">Render</w:t>
-      </w:r>
-      <w:r>
-        <w:t xml:space="preserve"> </w:t>
-      </w:r>
-      <w:r>
-        <w:t xml:space="preserve">drop-down menu, you can create .docx, .pdf, .html, and .ipynb Jupyter Notebook versions of your new document.</w:t>
-      </w:r>
-    </w:p>
-    <w:p>
-      <w:r>
-        <w:br w:type="page"/>
-      </w:r>
-    </w:p>
-    <w:bookmarkEnd w:id="23"/>
-    <w:bookmarkEnd w:id="24"/>
-    <w:bookmarkStart w:id="27" w:name="hostenvironment"/>
-    <w:p>
-      <w:pPr>
-        <w:pStyle w:val="Heading1"/>
-      </w:pPr>
-      <w:r>
-        <w:t xml:space="preserve">3. Configuring the Host Environment</w:t>
-      </w:r>
-    </w:p>
-    <w:p>
-      <w:pPr>
-        <w:pStyle w:val="FirstParagraph"/>
-      </w:pPr>
-      <w:r>
-        <w:t xml:space="preserve">The most straightforward way to configure your local computing environment is to complete the initial setup steps in a terminal window. The examples provided here assume a macOS environment using the Bash shell, which is the system I use.</w:t>
-      </w:r>
-    </w:p>
-    <w:p>
-      <w:pPr>
-        <w:pStyle w:val="BodyText"/>
-      </w:pPr>
-      <w:r>
-        <w:t xml:space="preserve">The rENM framework relies on a simple, standardized filesystem structure. At the top level is a base project directory. Within this directory, a</w:t>
-      </w:r>
-      <w:r>
-        <w:t xml:space="preserve"> </w:t>
-      </w:r>
-      <w:r>
-        <w:rPr>
-          <w:rStyle w:val="VerbatimChar"/>
-        </w:rPr>
-        <w:t xml:space="preserve">data</w:t>
-      </w:r>
-      <w:r>
-        <w:t xml:space="preserve"> </w:t>
-      </w:r>
-      <w:r>
-        <w:t xml:space="preserve">subdirectory stores input datasets, including species occurrence records and environmental predictor variables. In this initial setup, you will install an example dataset and create a symbolic link that points to this sample collection.</w:t>
-      </w:r>
-    </w:p>
-    <w:p>
-      <w:pPr>
-        <w:pStyle w:val="BodyText"/>
-      </w:pPr>
-      <w:r>
-        <w:t xml:space="preserve">Model outputs and analysis results are written to a</w:t>
-      </w:r>
-      <w:r>
-        <w:t xml:space="preserve"> </w:t>
-      </w:r>
-      <w:r>
-        <w:rPr>
-          <w:rStyle w:val="VerbatimChar"/>
-        </w:rPr>
-        <w:t xml:space="preserve">runs</w:t>
-      </w:r>
-      <w:r>
-        <w:t xml:space="preserve"> </w:t>
-      </w:r>
-      <w:r>
-        <w:t xml:space="preserve">subdirectory within the project directory, providing a clear and reproducible organization for all rENM analyses.</w:t>
-      </w:r>
-    </w:p>
-    <w:p>
-      <w:pPr>
-        <w:pStyle w:val="BodyText"/>
-      </w:pPr>
-      <w:r>
-        <w:t xml:space="preserve">PROJECT_DIRECTORY/</w:t>
-      </w:r>
-      <w:r>
-        <w:br/>
-      </w:r>
-      <w:r>
-        <w:t xml:space="preserve">|___ data -&gt; (symbolic link to example_data)</w:t>
-      </w:r>
-      <w:r>
-        <w:br/>
-      </w:r>
-      <w:r>
-        <w:t xml:space="preserve">|___ example_data/…</w:t>
-      </w:r>
-      <w:r>
-        <w:br/>
-      </w:r>
-      <w:r>
-        <w:t xml:space="preserve">|___ runs/…</w:t>
-      </w:r>
-    </w:p>
-    <w:p>
-      <w:pPr>
-        <w:pStyle w:val="BodyText"/>
-      </w:pPr>
-      <w:r>
-        <w:t xml:space="preserve">You only need to configure your host environment once. After completing this initial setup, you can move into the RStudio environment to finalize the rENM framework installation and begin your analyses.</w:t>
-      </w:r>
-    </w:p>
-    <w:p>
-      <w:pPr>
-        <w:pStyle w:val="BodyText"/>
-      </w:pPr>
-      <w:r>
-        <w:t xml:space="preserve">In the examples that follow, I use</w:t>
-      </w:r>
-      <w:r>
-        <w:t xml:space="preserve"> </w:t>
-      </w:r>
-      <w:r>
-        <w:rPr>
-          <w:rStyle w:val="VerbatimChar"/>
-        </w:rPr>
-        <w:t xml:space="preserve">~/rENMtest</w:t>
-      </w:r>
-      <w:r>
-        <w:t xml:space="preserve"> </w:t>
-      </w:r>
-      <w:r>
-        <w:t xml:space="preserve">as the project directory for illustration. In practice, you should choose a directory name that fits your own workflow. For example, I typically use</w:t>
-      </w:r>
-      <w:r>
-        <w:t xml:space="preserve"> </w:t>
-      </w:r>
-      <w:r>
-        <w:rPr>
-          <w:rStyle w:val="VerbatimChar"/>
-        </w:rPr>
-        <w:t xml:space="preserve">~/rENM</w:t>
-      </w:r>
-      <w:r>
-        <w:t xml:space="preserve"> </w:t>
-      </w:r>
-      <w:r>
-        <w:t xml:space="preserve">in my own work. If you’d prefer to run these script outside of the RStudio ecosystem, they’re available in the GitHub repository at</w:t>
-      </w:r>
-      <w:r>
-        <w:t xml:space="preserve"> </w:t>
-      </w:r>
-      <w:hyperlink r:id="rId21">
-        <w:r>
-          <w:rPr>
-            <w:rStyle w:val="Hyperlink"/>
-          </w:rPr>
-          <w:t xml:space="preserve">https://github.com/rENM-Framework/rENM-scripts</w:t>
-        </w:r>
-      </w:hyperlink>
-      <w:r>
         <w:t xml:space="preserve">.</w:t>
       </w:r>
     </w:p>
@@ -2094,7 +2116,7 @@
         <w:rPr>
           <w:rStyle w:val="CommentTok"/>
         </w:rPr>
-        <w:t xml:space="preserve"># # install rENM framework packates from the GitHub repository</w:t>
+        <w:t xml:space="preserve"># # install rENM framework packages from the GitHub repository</w:t>
       </w:r>
       <w:r>
         <w:br/>
@@ -2104,6 +2126,15 @@
           <w:rStyle w:val="CommentTok"/>
         </w:rPr>
         <w:t xml:space="preserve"># install.packages("devtools")</w:t>
+      </w:r>
+      <w:r>
+        <w:br/>
+      </w:r>
+      <w:r>
+        <w:rPr>
+          <w:rStyle w:val="CommentTok"/>
+        </w:rPr>
+        <w:t xml:space="preserve"># devtools::install_github("rENM-Framework/rENM")</w:t>
       </w:r>
       <w:r>
         <w:br/>
@@ -2201,6 +2232,21 @@
         <w:rPr>
           <w:rStyle w:val="NormalTok"/>
         </w:rPr>
+        <w:t xml:space="preserve">(rENM)</w:t>
+      </w:r>
+      <w:r>
+        <w:br/>
+      </w:r>
+      <w:r>
+        <w:rPr>
+          <w:rStyle w:val="FunctionTok"/>
+        </w:rPr>
+        <w:t xml:space="preserve">library</w:t>
+      </w:r>
+      <w:r>
+        <w:rPr>
+          <w:rStyle w:val="NormalTok"/>
+        </w:rPr>
         <w:t xml:space="preserve">(rENM.core)</w:t>
       </w:r>
       <w:r>
@@ -2261,22 +2307,22 @@
         <w:rPr>
           <w:rStyle w:val="NormalTok"/>
         </w:rPr>
+        <w:t xml:space="preserve">(rENM.reports)</w:t>
+      </w:r>
+      <w:r>
+        <w:br/>
+      </w:r>
+      <w:r>
+        <w:rPr>
+          <w:rStyle w:val="FunctionTok"/>
+        </w:rPr>
+        <w:t xml:space="preserve">library</w:t>
+      </w:r>
+      <w:r>
+        <w:rPr>
+          <w:rStyle w:val="NormalTok"/>
+        </w:rPr>
         <w:t xml:space="preserve">(rENM.ai)</w:t>
-      </w:r>
-      <w:r>
-        <w:br/>
-      </w:r>
-      <w:r>
-        <w:rPr>
-          <w:rStyle w:val="FunctionTok"/>
-        </w:rPr>
-        <w:t xml:space="preserve">library</w:t>
-      </w:r>
-      <w:r>
-        <w:rPr>
-          <w:rStyle w:val="NormalTok"/>
-        </w:rPr>
-        <w:t xml:space="preserve">(rENM.reports)</w:t>
       </w:r>
     </w:p>
     <w:bookmarkEnd w:id="30"/>
@@ -5805,66 +5851,56 @@
       </w:r>
     </w:p>
     <w:bookmarkEnd w:id="72"/>
-    <w:bookmarkStart w:id="73" w:name="automated-workflows"/>
+    <w:bookmarkStart w:id="77" w:name="appendices"/>
     <w:p>
       <w:pPr>
         <w:pStyle w:val="Heading1"/>
       </w:pPr>
       <w:r>
-        <w:t xml:space="preserve">12. Automated Workflows</w:t>
+        <w:t xml:space="preserve">12. APPENDICES</w:t>
+      </w:r>
+    </w:p>
+    <w:bookmarkStart w:id="73" w:name="technical-specifications"/>
+    <w:p>
+      <w:pPr>
+        <w:pStyle w:val="Heading2"/>
+      </w:pPr>
+      <w:r>
+        <w:t xml:space="preserve">12.1 Technical specifications</w:t>
       </w:r>
     </w:p>
     <w:bookmarkEnd w:id="73"/>
-    <w:bookmarkStart w:id="78" w:name="appendices"/>
-    <w:p>
-      <w:pPr>
-        <w:pStyle w:val="Heading1"/>
-      </w:pPr>
-      <w:r>
-        <w:t xml:space="preserve">13. APPENDICES</w:t>
-      </w:r>
-    </w:p>
-    <w:bookmarkStart w:id="74" w:name="technical-specifications"/>
+    <w:bookmarkStart w:id="76" w:name="data-extensions"/>
     <w:p>
       <w:pPr>
         <w:pStyle w:val="Heading2"/>
       </w:pPr>
       <w:r>
-        <w:t xml:space="preserve">13.1 Technical specifications</w:t>
+        <w:t xml:space="preserve">12.2 Data extensions</w:t>
+      </w:r>
+    </w:p>
+    <w:bookmarkStart w:id="74" w:name="adding-new-species"/>
+    <w:p>
+      <w:pPr>
+        <w:pStyle w:val="Heading3"/>
+      </w:pPr>
+      <w:r>
+        <w:t xml:space="preserve">- Adding new species</w:t>
       </w:r>
     </w:p>
     <w:bookmarkEnd w:id="74"/>
-    <w:bookmarkStart w:id="77" w:name="data-extensions"/>
-    <w:p>
-      <w:pPr>
-        <w:pStyle w:val="Heading2"/>
-      </w:pPr>
-      <w:r>
-        <w:t xml:space="preserve">13.2 Data extensions</w:t>
-      </w:r>
-    </w:p>
-    <w:bookmarkStart w:id="75" w:name="adding-new-species"/>
+    <w:bookmarkStart w:id="75" w:name="adding-new-variables"/>
     <w:p>
       <w:pPr>
         <w:pStyle w:val="Heading3"/>
       </w:pPr>
       <w:r>
-        <w:t xml:space="preserve">- Adding new species</w:t>
+        <w:t xml:space="preserve">- Adding new variables</w:t>
       </w:r>
     </w:p>
     <w:bookmarkEnd w:id="75"/>
-    <w:bookmarkStart w:id="76" w:name="adding-new-variables"/>
-    <w:p>
-      <w:pPr>
-        <w:pStyle w:val="Heading3"/>
-      </w:pPr>
-      <w:r>
-        <w:t xml:space="preserve">- Adding new variables</w:t>
-      </w:r>
-    </w:p>
     <w:bookmarkEnd w:id="76"/>
     <w:bookmarkEnd w:id="77"/>
-    <w:bookmarkEnd w:id="78"/>
     <w:sectPr>
       <w:footnotePr>
         <w:numRestart w:val="eachSect"/>

--- a/rENM-Framework-User-Manual.docx
+++ b/rENM-Framework-User-Manual.docx
@@ -12,6 +12,14 @@
     </w:p>
     <w:p>
       <w:pPr>
+        <w:pStyle w:val="Subtitle"/>
+      </w:pPr>
+      <w:r>
+        <w:t xml:space="preserve">Version 0.1.0.9000</w:t>
+      </w:r>
+    </w:p>
+    <w:p>
+      <w:pPr>
         <w:pStyle w:val="Author"/>
       </w:pPr>
       <w:r>
@@ -23,7 +31,7 @@
         <w:pStyle w:val="Date"/>
       </w:pPr>
       <w:r>
-        <w:t xml:space="preserve">2026-05-09</w:t>
+        <w:t xml:space="preserve">2026-05-24</w:t>
       </w:r>
     </w:p>
     <w:sdt>
@@ -57,20 +65,132 @@
         <w:br w:type="page"/>
       </w:r>
     </w:p>
-    <w:p>
-      <w:pPr>
-        <w:pStyle w:val="FirstParagraph"/>
-      </w:pPr>
-      <w:r>
-        <w:rPr>
-          <w:b/>
-          <w:bCs/>
-          <w:i/>
-          <w:iCs/>
-        </w:rPr>
-        <w:t xml:space="preserve">** Pre-release documentation. Content is subject to ongoing revision and periodic updates … **</w:t>
-      </w:r>
-    </w:p>
+    <w:tbl>
+      <w:tblPr>
+        <w:tblStyle w:val="Table"/>
+        <w:tblLook w:firstRow="0" w:lastRow="0" w:firstColumn="0" w:lastColumn="0" w:noHBand="0" w:noVBand="0" w:val="0000"/>
+        <w:tblBorders>
+          <w:top w:val="single" w:sz="4" w:space="0" w:color="EB9113"/>
+          <w:left w:val="single" w:sz="24" w:space="0" w:color="EB9113"/>
+          <w:bottom w:val="single" w:sz="4" w:space="0" w:color="EB9113"/>
+          <w:right w:val="single" w:sz="4" w:space="0" w:color="EB9113"/>
+        </w:tblBorders>
+        <w:tblCellMar>
+          <w:left w:w="144" w:type="dxa"/>
+          <w:right w:w="144" w:type="dxa"/>
+        </w:tblCellMar>
+        <w:tblLook w:firstRow="0" w:lastRow="0" w:firstColumn="0" w:lastColumn="0" w:noHBand="0" w:noVBand="0" w:val="0000"/>
+      </w:tblPr>
+      <w:tr>
+        <w:trPr>
+          <w:cantSplit/>
+        </w:trPr>
+        <w:tc>
+          <w:tcPr>
+            <w:shd w:color="auto" w:fill="fcefdc" w:val="clear"/>
+            <w:tcMar>
+              <w:top w:w="92" w:type="dxa"/>
+              <w:bottom w:w="92" w:type="dxa"/>
+            </w:tcMar>
+          </w:tcPr>
+          <w:p>
+            <w:pPr>
+              <w:pStyle w:val="FirstParagraph"/>
+            </w:pPr>
+            <w:pPr>
+              <w:spacing w:before="0" w:after="0"/>
+              <w:textAlignment w:val="center"/>
+            </w:pPr>
+            <w:r>
+              <w:drawing>
+                <wp:inline>
+                  <wp:extent cx="152400" cy="152400"/>
+                  <wp:effectExtent b="0" l="0" r="0" t="0"/>
+                  <wp:docPr descr="" title="" id="10" name="Picture"/>
+                  <a:graphic>
+                    <a:graphicData uri="http://schemas.openxmlformats.org/drawingml/2006/picture">
+                      <pic:pic>
+                        <pic:nvPicPr>
+                          <pic:cNvPr descr="/Applications/quarto/share/formats/docx/warning.png" id="11" name="Picture"/>
+                          <pic:cNvPicPr>
+                            <a:picLocks noChangeArrowheads="1" noChangeAspect="1"/>
+                          </pic:cNvPicPr>
+                        </pic:nvPicPr>
+                        <pic:blipFill>
+                          <a:blip r:embed="rId9"/>
+                          <a:stretch>
+                            <a:fillRect/>
+                          </a:stretch>
+                        </pic:blipFill>
+                        <pic:spPr bwMode="auto">
+                          <a:xfrm>
+                            <a:off x="0" y="0"/>
+                            <a:ext cx="152400" cy="152400"/>
+                          </a:xfrm>
+                          <a:prstGeom prst="rect">
+                            <a:avLst/>
+                          </a:prstGeom>
+                          <a:noFill/>
+                          <a:ln w="9525">
+                            <a:noFill/>
+                            <a:headEnd/>
+                            <a:tailEnd/>
+                          </a:ln>
+                        </pic:spPr>
+                      </pic:pic>
+                    </a:graphicData>
+                  </a:graphic>
+                </wp:inline>
+              </w:drawing>
+            </w:r>
+            <w:r>
+              <w:t xml:space="preserve"> </w:t>
+            </w:r>
+            <w:r>
+              <w:t xml:space="preserve"> </w:t>
+            </w:r>
+            <w:r>
+              <w:t xml:space="preserve">Warning</w:t>
+            </w:r>
+          </w:p>
+        </w:tc>
+      </w:tr>
+      <w:tr>
+        <w:trPr>
+          <w:cantSplit/>
+        </w:trPr>
+        <w:tc>
+          <w:tcPr>
+            <w:tcMar>
+              <w:top w:w="108" w:type="dxa"/>
+              <w:bottom w:w="108" w:type="dxa"/>
+            </w:tcMar>
+          </w:tcPr>
+          <w:p>
+            <w:pPr>
+              <w:pStyle w:val="BodyText"/>
+            </w:pPr>
+            <w:pPr>
+              <w:spacing w:before="16" w:after="16"/>
+            </w:pPr>
+            <w:r>
+              <w:rPr>
+                <w:b/>
+                <w:bCs/>
+              </w:rPr>
+              <w:t xml:space="preserve">Pre-release documentation.</w:t>
+            </w:r>
+            <w:r>
+              <w:t xml:space="preserve"> </w:t>
+            </w:r>
+            <w:r>
+              <w:t xml:space="preserve">Content is subject to ongoing revision and periodic updates.</w:t>
+            </w:r>
+          </w:p>
+          <w:p/>
+        </w:tc>
+      </w:tr>
+    </w:tbl>
     <w:p>
       <w:pPr>
         <w:pStyle w:val="BodyText"/>
@@ -79,7 +199,7 @@
         <w:t xml:space="preserve"> </w:t>
       </w:r>
     </w:p>
-    <w:bookmarkStart w:id="16" w:name="introduction"/>
+    <w:bookmarkStart w:id="19" w:name="introduction"/>
     <w:p>
       <w:pPr>
         <w:pStyle w:val="Heading1"/>
@@ -255,7 +375,7 @@
         </w:numPr>
       </w:pPr>
       <w:r>
-        <w:t xml:space="preserve">Bioclimatic velocity and directional change in suitabiliy</w:t>
+        <w:t xml:space="preserve">Bioclimatic velocity and directional change in suitability</w:t>
       </w:r>
     </w:p>
     <w:p>
@@ -346,7 +466,7 @@
       <w:r>
         <w:t xml:space="preserve"> </w:t>
       </w:r>
-      <w:hyperlink r:id="rId9">
+      <w:hyperlink r:id="rId12">
         <w:r>
           <w:rPr>
             <w:rStyle w:val="Hyperlink"/>
@@ -400,9 +520,12 @@
         <w:t xml:space="preserve">Peucaea cassinii</w:t>
       </w:r>
       <w:r>
-        <w:t xml:space="preserve">) over four decades. The Southwestern Naturalist, 70(1):1-17. </w:t>
-      </w:r>
-      <w:hyperlink r:id="rId10">
+        <w:t xml:space="preserve">) over four decades. The Southwestern Naturalist, 70(1):1-17.</w:t>
+      </w:r>
+      <w:r>
+        <w:t xml:space="preserve"> </w:t>
+      </w:r>
+      <w:hyperlink r:id="rId13">
         <w:r>
           <w:rPr>
             <w:rStyle w:val="Hyperlink"/>
@@ -431,7 +554,7 @@
       <w:r>
         <w:t xml:space="preserve"> </w:t>
       </w:r>
-      <w:hyperlink r:id="rId11">
+      <w:hyperlink r:id="rId14">
         <w:r>
           <w:rPr>
             <w:rStyle w:val="Hyperlink"/>
@@ -460,7 +583,7 @@
       <w:r>
         <w:t xml:space="preserve"> </w:t>
       </w:r>
-      <w:hyperlink r:id="rId12">
+      <w:hyperlink r:id="rId15">
         <w:r>
           <w:rPr>
             <w:rStyle w:val="Hyperlink"/>
@@ -474,17 +597,29 @@
         <w:pStyle w:val="BodyText"/>
       </w:pPr>
       <w:r>
-        <w:t xml:space="preserve">Schnase, J.L., and M.L. Carroll. 2023. “The MMX Toolkit: High-Performance, Reanalysis-Based Climatic Suitability Modeling to Advance Avian Conservation.” In Proceedings of the 2023 Conference on Big Data from Space (BiDS’23): 6-9 November 2023, edited by P. Soille, S. Lumnitz, and S. Albani, 299–303. Austrian Center, Vienna: Publications Office of the European.</w:t>
-      </w:r>
-      <w:r>
-        <w:t xml:space="preserve"> </w:t>
-      </w:r>
-      <w:hyperlink r:id="rId13">
+        <w:t xml:space="preserve">Schnase, J.L., and M.L. Carroll. 2023.</w:t>
+      </w:r>
+      <w:r>
+        <w:t xml:space="preserve"> </w:t>
+      </w:r>
+      <w:r>
+        <w:t xml:space="preserve">“The MMX Toolkit: High-Performance, Reanalysis-Based Climatic Suitability Modeling to Advance Avian Conservation.”</w:t>
+      </w:r>
+      <w:r>
+        <w:t xml:space="preserve"> </w:t>
+      </w:r>
+      <w:r>
+        <w:t xml:space="preserve">In Proceedings of the 2023 Conference on Big Data from Space (BiDS’23): 6-9 November 2023, edited by P. Soille, S. Lumnitz, and S. Albani, 299–303. Austrian Center, Vienna: Publications Office of the European Union.</w:t>
+      </w:r>
+      <w:r>
+        <w:t xml:space="preserve"> </w:t>
+      </w:r>
+      <w:hyperlink r:id="rId16">
         <w:r>
           <w:rPr>
             <w:rStyle w:val="Hyperlink"/>
           </w:rPr>
-          <w:t xml:space="preserve">https://doi.org/10.2760/46796.</w:t>
+          <w:t xml:space="preserve">https://doi.org/10.2760/46796</w:t>
         </w:r>
       </w:hyperlink>
     </w:p>
@@ -508,7 +643,7 @@
       <w:r>
         <w:t xml:space="preserve"> </w:t>
       </w:r>
-      <w:hyperlink r:id="rId14">
+      <w:hyperlink r:id="rId17">
         <w:r>
           <w:rPr>
             <w:rStyle w:val="Hyperlink"/>
@@ -530,7 +665,7 @@
       <w:r>
         <w:t xml:space="preserve"> </w:t>
       </w:r>
-      <w:hyperlink r:id="rId15">
+      <w:hyperlink r:id="rId18">
         <w:r>
           <w:rPr>
             <w:rStyle w:val="Hyperlink"/>
@@ -683,8 +818,8 @@
         <w:br w:type="page"/>
       </w:r>
     </w:p>
-    <w:bookmarkEnd w:id="16"/>
-    <w:bookmarkStart w:id="23" w:name="the-renm-workflow"/>
+    <w:bookmarkEnd w:id="19"/>
+    <w:bookmarkStart w:id="26" w:name="the-renm-workflow"/>
     <w:p>
       <w:pPr>
         <w:pStyle w:val="Heading1"/>
@@ -702,18 +837,18 @@
           <wp:inline>
             <wp:extent cx="5334000" cy="502347"/>
             <wp:effectExtent b="0" l="0" r="0" t="0"/>
-            <wp:docPr descr="" title="" id="18" name="Picture"/>
+            <wp:docPr descr="" title="" id="21" name="Picture"/>
             <a:graphic>
               <a:graphicData uri="http://schemas.openxmlformats.org/drawingml/2006/picture">
                 <pic:pic>
                   <pic:nvPicPr>
-                    <pic:cNvPr descr="images/clipboard-2962903405.png" id="19" name="Picture"/>
+                    <pic:cNvPr descr="images/clipboard-2962903405.png" id="22" name="Picture"/>
                     <pic:cNvPicPr>
                       <a:picLocks noChangeArrowheads="1" noChangeAspect="1"/>
                     </pic:cNvPicPr>
                   </pic:nvPicPr>
                   <pic:blipFill>
-                    <a:blip r:embed="rId17"/>
+                    <a:blip r:embed="rId20"/>
                     <a:stretch>
                       <a:fillRect/>
                     </a:stretch>
@@ -867,7 +1002,7 @@
         <w:t xml:space="preserve">into a single, renderable file.</w:t>
       </w:r>
     </w:p>
-    <w:bookmarkStart w:id="20" w:name="using-the-quarto-document"/>
+    <w:bookmarkStart w:id="23" w:name="using-the-quarto-document"/>
     <w:p>
       <w:pPr>
         <w:pStyle w:val="Heading2"/>
@@ -916,7 +1051,7 @@
       <w:r>
         <w:t xml:space="preserve"> </w:t>
       </w:r>
-      <w:hyperlink w:anchor="hostenvironment">
+      <w:hyperlink w:anchor="rstudioenvironment">
         <w:r>
           <w:rPr>
             <w:rStyle w:val="Hyperlink"/>
@@ -1067,8 +1202,8 @@
         <w:t xml:space="preserve">for your own species or study system.</w:t>
       </w:r>
     </w:p>
-    <w:bookmarkEnd w:id="20"/>
-    <w:bookmarkStart w:id="21" w:name="automated-scripting"/>
+    <w:bookmarkEnd w:id="23"/>
+    <w:bookmarkStart w:id="24" w:name="automated-scripting"/>
     <w:p>
       <w:pPr>
         <w:pStyle w:val="Heading2"/>
@@ -1092,7 +1227,7 @@
         <w:pStyle w:val="FirstParagraph"/>
       </w:pPr>
       <w:r>
-        <w:t xml:space="preserve">If you prefer not to run an rENM analysis step by step, you can use automated orchestration to execute the full pipeline. From the RStudio console, simply provide a four-letter banding code to the</w:t>
+        <w:t xml:space="preserve">If you prefer not to run an rENM analysis step-by-step, you can use automated orchestration to execute the full pipeline. From the RStudio console, simply provide a four-letter banding code to the</w:t>
       </w:r>
       <w:r>
         <w:t xml:space="preserve"> </w:t>
@@ -1137,8 +1272,8 @@
         <w:t xml:space="preserve">in the RStudio console.</w:t>
       </w:r>
     </w:p>
-    <w:bookmarkEnd w:id="21"/>
-    <w:bookmarkStart w:id="22" w:name="document-rendering-options"/>
+    <w:bookmarkEnd w:id="24"/>
+    <w:bookmarkStart w:id="25" w:name="document-rendering-options"/>
     <w:p>
       <w:pPr>
         <w:pStyle w:val="Heading2"/>
@@ -1202,15 +1337,15 @@
         <w:br w:type="page"/>
       </w:r>
     </w:p>
-    <w:bookmarkEnd w:id="22"/>
-    <w:bookmarkEnd w:id="23"/>
-    <w:bookmarkStart w:id="27" w:name="hostenvironment"/>
+    <w:bookmarkEnd w:id="25"/>
+    <w:bookmarkEnd w:id="26"/>
+    <w:bookmarkStart w:id="33" w:name="system-requirements"/>
     <w:p>
       <w:pPr>
         <w:pStyle w:val="Heading1"/>
       </w:pPr>
       <w:r>
-        <w:t xml:space="preserve">3. Configuring the Host Environment</w:t>
+        <w:t xml:space="preserve">3. System Requirements</w:t>
       </w:r>
     </w:p>
     <w:p>
@@ -1218,6 +1353,706 @@
         <w:pStyle w:val="FirstParagraph"/>
       </w:pPr>
       <w:r>
+        <w:t xml:space="preserve">The rENM framework requires R (≥ 4.1.0) and two external software packages that must be installed separately before the full pipeline can run. All R package dependencies are installed automatically when you install the framework packages from GitHub (see Section 4).</w:t>
+      </w:r>
+    </w:p>
+    <w:bookmarkStart w:id="27" w:name="r-package-dependencies"/>
+    <w:p>
+      <w:pPr>
+        <w:pStyle w:val="Heading2"/>
+      </w:pPr>
+      <w:r>
+        <w:t xml:space="preserve">3.1 R package dependencies</w:t>
+      </w:r>
+    </w:p>
+    <w:p>
+      <w:pPr>
+        <w:pStyle w:val="FirstParagraph"/>
+      </w:pPr>
+      <w:r>
+        <w:t xml:space="preserve">Two framework packages pull in notably heavy R dependencies worth anticipating:</w:t>
+      </w:r>
+    </w:p>
+    <w:p>
+      <w:pPr>
+        <w:pStyle w:val="Compact"/>
+        <w:numPr>
+          <w:ilvl w:val="0"/>
+          <w:numId w:val="1003"/>
+        </w:numPr>
+      </w:pPr>
+      <w:r>
+        <w:rPr>
+          <w:rStyle w:val="VerbatimChar"/>
+          <w:b/>
+          <w:bCs/>
+        </w:rPr>
+        <w:t xml:space="preserve">rENM.model</w:t>
+      </w:r>
+      <w:r>
+        <w:t xml:space="preserve"> </w:t>
+      </w:r>
+      <w:r>
+        <w:t xml:space="preserve">depends on</w:t>
+      </w:r>
+      <w:r>
+        <w:t xml:space="preserve"> </w:t>
+      </w:r>
+      <w:r>
+        <w:rPr>
+          <w:rStyle w:val="VerbatimChar"/>
+        </w:rPr>
+        <w:t xml:space="preserve">sdm</w:t>
+      </w:r>
+      <w:r>
+        <w:t xml:space="preserve">, which requires</w:t>
+      </w:r>
+      <w:r>
+        <w:t xml:space="preserve"> </w:t>
+      </w:r>
+      <w:r>
+        <w:rPr>
+          <w:rStyle w:val="VerbatimChar"/>
+        </w:rPr>
+        <w:t xml:space="preserve">randomForest</w:t>
+      </w:r>
+      <w:r>
+        <w:t xml:space="preserve">,</w:t>
+      </w:r>
+      <w:r>
+        <w:t xml:space="preserve"> </w:t>
+      </w:r>
+      <w:r>
+        <w:rPr>
+          <w:rStyle w:val="VerbatimChar"/>
+        </w:rPr>
+        <w:t xml:space="preserve">gbm</w:t>
+      </w:r>
+      <w:r>
+        <w:t xml:space="preserve">, and</w:t>
+      </w:r>
+      <w:r>
+        <w:t xml:space="preserve"> </w:t>
+      </w:r>
+      <w:r>
+        <w:rPr>
+          <w:rStyle w:val="VerbatimChar"/>
+        </w:rPr>
+        <w:t xml:space="preserve">earth</w:t>
+      </w:r>
+      <w:r>
+        <w:t xml:space="preserve"> </w:t>
+      </w:r>
+      <w:r>
+        <w:t xml:space="preserve">as modeling back-ends. These are installed on first use.</w:t>
+      </w:r>
+    </w:p>
+    <w:p>
+      <w:pPr>
+        <w:pStyle w:val="Compact"/>
+        <w:numPr>
+          <w:ilvl w:val="0"/>
+          <w:numId w:val="1003"/>
+        </w:numPr>
+      </w:pPr>
+      <w:r>
+        <w:rPr>
+          <w:rStyle w:val="VerbatimChar"/>
+          <w:b/>
+          <w:bCs/>
+        </w:rPr>
+        <w:t xml:space="preserve">rENM.analysis</w:t>
+      </w:r>
+      <w:r>
+        <w:t xml:space="preserve"> </w:t>
+      </w:r>
+      <w:r>
+        <w:t xml:space="preserve">depends on</w:t>
+      </w:r>
+      <w:r>
+        <w:t xml:space="preserve"> </w:t>
+      </w:r>
+      <w:r>
+        <w:rPr>
+          <w:rStyle w:val="VerbatimChar"/>
+        </w:rPr>
+        <w:t xml:space="preserve">rstanarm</w:t>
+      </w:r>
+      <w:r>
+        <w:t xml:space="preserve"> </w:t>
+      </w:r>
+      <w:r>
+        <w:t xml:space="preserve">for Bayesian trend estimation.</w:t>
+      </w:r>
+      <w:r>
+        <w:t xml:space="preserve"> </w:t>
+      </w:r>
+      <w:r>
+        <w:rPr>
+          <w:rStyle w:val="VerbatimChar"/>
+        </w:rPr>
+        <w:t xml:space="preserve">rstanarm</w:t>
+      </w:r>
+      <w:r>
+        <w:t xml:space="preserve"> </w:t>
+      </w:r>
+      <w:r>
+        <w:t xml:space="preserve">is large and may take several minutes to compile on first install.</w:t>
+      </w:r>
+    </w:p>
+    <w:p>
+      <w:pPr>
+        <w:pStyle w:val="FirstParagraph"/>
+      </w:pPr>
+      <w:r>
+        <w:t xml:space="preserve">The</w:t>
+      </w:r>
+      <w:r>
+        <w:t xml:space="preserve"> </w:t>
+      </w:r>
+      <w:r>
+        <w:rPr>
+          <w:rStyle w:val="VerbatimChar"/>
+        </w:rPr>
+        <w:t xml:space="preserve">rENM.reports</w:t>
+      </w:r>
+      <w:r>
+        <w:t xml:space="preserve"> </w:t>
+      </w:r>
+      <w:r>
+        <w:t xml:space="preserve">package uses</w:t>
+      </w:r>
+      <w:r>
+        <w:t xml:space="preserve"> </w:t>
+      </w:r>
+      <w:r>
+        <w:rPr>
+          <w:rStyle w:val="VerbatimChar"/>
+        </w:rPr>
+        <w:t xml:space="preserve">webshot2</w:t>
+      </w:r>
+      <w:r>
+        <w:t xml:space="preserve">,</w:t>
+      </w:r>
+      <w:r>
+        <w:t xml:space="preserve"> </w:t>
+      </w:r>
+      <w:r>
+        <w:rPr>
+          <w:rStyle w:val="VerbatimChar"/>
+        </w:rPr>
+        <w:t xml:space="preserve">pagedown</w:t>
+      </w:r>
+      <w:r>
+        <w:t xml:space="preserve">, and</w:t>
+      </w:r>
+      <w:r>
+        <w:t xml:space="preserve"> </w:t>
+      </w:r>
+      <w:r>
+        <w:rPr>
+          <w:rStyle w:val="VerbatimChar"/>
+        </w:rPr>
+        <w:t xml:space="preserve">chromote</w:t>
+      </w:r>
+      <w:r>
+        <w:t xml:space="preserve"> </w:t>
+      </w:r>
+      <w:r>
+        <w:t xml:space="preserve">for PNG and PDF rendering of summary tables. These are optional (</w:t>
+      </w:r>
+      <w:r>
+        <w:rPr>
+          <w:rStyle w:val="VerbatimChar"/>
+        </w:rPr>
+        <w:t xml:space="preserve">Suggests</w:t>
+      </w:r>
+      <w:r>
+        <w:t xml:space="preserve">) and must be installed separately (see below).</w:t>
+      </w:r>
+    </w:p>
+    <w:bookmarkEnd w:id="27"/>
+    <w:bookmarkStart w:id="29" w:name="libreoffice"/>
+    <w:p>
+      <w:pPr>
+        <w:pStyle w:val="Heading2"/>
+      </w:pPr>
+      <w:r>
+        <w:t xml:space="preserve">3.2 LibreOffice</w:t>
+      </w:r>
+    </w:p>
+    <w:p>
+      <w:pPr>
+        <w:pStyle w:val="FirstParagraph"/>
+      </w:pPr>
+      <w:r>
+        <w:rPr>
+          <w:rStyle w:val="VerbatimChar"/>
+        </w:rPr>
+        <w:t xml:space="preserve">rENM.ai::render_ai_docx()</w:t>
+      </w:r>
+      <w:r>
+        <w:t xml:space="preserve"> </w:t>
+      </w:r>
+      <w:r>
+        <w:t xml:space="preserve">converts AI-generated DOCX reports to PDF using LibreOffice in headless mode. LibreOffice must be installed before using that function.</w:t>
+      </w:r>
+    </w:p>
+    <w:p>
+      <w:pPr>
+        <w:pStyle w:val="BodyText"/>
+      </w:pPr>
+      <w:r>
+        <w:t xml:space="preserve">Download from</w:t>
+      </w:r>
+      <w:r>
+        <w:t xml:space="preserve"> </w:t>
+      </w:r>
+      <w:hyperlink r:id="rId28">
+        <w:r>
+          <w:rPr>
+            <w:rStyle w:val="Hyperlink"/>
+          </w:rPr>
+          <w:t xml:space="preserve">https://www.libreoffice.org</w:t>
+        </w:r>
+      </w:hyperlink>
+      <w:r>
+        <w:t xml:space="preserve">. On macOS, LibreOffice installs to</w:t>
+      </w:r>
+      <w:r>
+        <w:t xml:space="preserve"> </w:t>
+      </w:r>
+      <w:r>
+        <w:rPr>
+          <w:rStyle w:val="VerbatimChar"/>
+        </w:rPr>
+        <w:t xml:space="preserve">/Applications</w:t>
+      </w:r>
+      <w:r>
+        <w:t xml:space="preserve"> </w:t>
+      </w:r>
+      <w:r>
+        <w:t xml:space="preserve">but its</w:t>
+      </w:r>
+      <w:r>
+        <w:t xml:space="preserve"> </w:t>
+      </w:r>
+      <w:r>
+        <w:rPr>
+          <w:rStyle w:val="VerbatimChar"/>
+        </w:rPr>
+        <w:t xml:space="preserve">soffice</w:t>
+      </w:r>
+      <w:r>
+        <w:t xml:space="preserve"> </w:t>
+      </w:r>
+      <w:r>
+        <w:t xml:space="preserve">binary is</w:t>
+      </w:r>
+      <w:r>
+        <w:t xml:space="preserve"> </w:t>
+      </w:r>
+      <w:r>
+        <w:rPr>
+          <w:b/>
+          <w:bCs/>
+        </w:rPr>
+        <w:t xml:space="preserve">not</w:t>
+      </w:r>
+      <w:r>
+        <w:t xml:space="preserve"> </w:t>
+      </w:r>
+      <w:r>
+        <w:t xml:space="preserve">added to</w:t>
+      </w:r>
+      <w:r>
+        <w:t xml:space="preserve"> </w:t>
+      </w:r>
+      <w:r>
+        <w:rPr>
+          <w:rStyle w:val="VerbatimChar"/>
+        </w:rPr>
+        <w:t xml:space="preserve">PATH</w:t>
+      </w:r>
+      <w:r>
+        <w:t xml:space="preserve"> </w:t>
+      </w:r>
+      <w:r>
+        <w:t xml:space="preserve">automatically. Run this once in Terminal after installing:</w:t>
+      </w:r>
+    </w:p>
+    <w:p>
+      <w:pPr>
+        <w:pStyle w:val="SourceCode"/>
+      </w:pPr>
+      <w:r>
+        <w:rPr>
+          <w:rStyle w:val="FunctionTok"/>
+        </w:rPr>
+        <w:t xml:space="preserve">sudo</w:t>
+      </w:r>
+      <w:r>
+        <w:rPr>
+          <w:rStyle w:val="NormalTok"/>
+        </w:rPr>
+        <w:t xml:space="preserve"> ln </w:t>
+      </w:r>
+      <w:r>
+        <w:rPr>
+          <w:rStyle w:val="AttributeTok"/>
+        </w:rPr>
+        <w:t xml:space="preserve">-s</w:t>
+      </w:r>
+      <w:r>
+        <w:rPr>
+          <w:rStyle w:val="NormalTok"/>
+        </w:rPr>
+        <w:t xml:space="preserve"> /Applications/LibreOffice.app/Contents/MacOS/soffice /usr/local/bin/soffice</w:t>
+      </w:r>
+    </w:p>
+    <w:p>
+      <w:pPr>
+        <w:pStyle w:val="FirstParagraph"/>
+      </w:pPr>
+      <w:r>
+        <w:t xml:space="preserve">On Linux, install via your package manager (e.g.,</w:t>
+      </w:r>
+      <w:r>
+        <w:t xml:space="preserve"> </w:t>
+      </w:r>
+      <w:r>
+        <w:rPr>
+          <w:rStyle w:val="VerbatimChar"/>
+        </w:rPr>
+        <w:t xml:space="preserve">apt install libreoffice</w:t>
+      </w:r>
+      <w:r>
+        <w:t xml:space="preserve">);</w:t>
+      </w:r>
+      <w:r>
+        <w:t xml:space="preserve"> </w:t>
+      </w:r>
+      <w:r>
+        <w:rPr>
+          <w:rStyle w:val="VerbatimChar"/>
+        </w:rPr>
+        <w:t xml:space="preserve">soffice</w:t>
+      </w:r>
+      <w:r>
+        <w:t xml:space="preserve"> </w:t>
+      </w:r>
+      <w:r>
+        <w:t xml:space="preserve">is placed on</w:t>
+      </w:r>
+      <w:r>
+        <w:t xml:space="preserve"> </w:t>
+      </w:r>
+      <w:r>
+        <w:rPr>
+          <w:rStyle w:val="VerbatimChar"/>
+        </w:rPr>
+        <w:t xml:space="preserve">PATH</w:t>
+      </w:r>
+      <w:r>
+        <w:t xml:space="preserve"> </w:t>
+      </w:r>
+      <w:r>
+        <w:t xml:space="preserve">automatically. If LibreOffice is absent when</w:t>
+      </w:r>
+      <w:r>
+        <w:t xml:space="preserve"> </w:t>
+      </w:r>
+      <w:r>
+        <w:rPr>
+          <w:rStyle w:val="VerbatimChar"/>
+        </w:rPr>
+        <w:t xml:space="preserve">render_ai_docx()</w:t>
+      </w:r>
+      <w:r>
+        <w:t xml:space="preserve"> </w:t>
+      </w:r>
+      <w:r>
+        <w:t xml:space="preserve">is called, a clear error message is displayed with installation instructions.</w:t>
+      </w:r>
+    </w:p>
+    <w:bookmarkEnd w:id="29"/>
+    <w:bookmarkStart w:id="31" w:name="chrome-or-chromium"/>
+    <w:p>
+      <w:pPr>
+        <w:pStyle w:val="Heading2"/>
+      </w:pPr>
+      <w:r>
+        <w:t xml:space="preserve">3.3 Chrome or Chromium</w:t>
+      </w:r>
+    </w:p>
+    <w:p>
+      <w:pPr>
+        <w:pStyle w:val="FirstParagraph"/>
+      </w:pPr>
+      <w:r>
+        <w:rPr>
+          <w:rStyle w:val="VerbatimChar"/>
+        </w:rPr>
+        <w:t xml:space="preserve">rENM.reports</w:t>
+      </w:r>
+      <w:r>
+        <w:t xml:space="preserve"> </w:t>
+      </w:r>
+      <w:r>
+        <w:t xml:space="preserve">renders summary tables as PNG and PDF files by driving a headless Chrome browser via the</w:t>
+      </w:r>
+      <w:r>
+        <w:t xml:space="preserve"> </w:t>
+      </w:r>
+      <w:r>
+        <w:rPr>
+          <w:rStyle w:val="VerbatimChar"/>
+        </w:rPr>
+        <w:t xml:space="preserve">chromote</w:t>
+      </w:r>
+      <w:r>
+        <w:t xml:space="preserve">,</w:t>
+      </w:r>
+      <w:r>
+        <w:t xml:space="preserve"> </w:t>
+      </w:r>
+      <w:r>
+        <w:rPr>
+          <w:rStyle w:val="VerbatimChar"/>
+        </w:rPr>
+        <w:t xml:space="preserve">webshot2</w:t>
+      </w:r>
+      <w:r>
+        <w:t xml:space="preserve">, and</w:t>
+      </w:r>
+      <w:r>
+        <w:t xml:space="preserve"> </w:t>
+      </w:r>
+      <w:r>
+        <w:rPr>
+          <w:rStyle w:val="VerbatimChar"/>
+        </w:rPr>
+        <w:t xml:space="preserve">pagedown</w:t>
+      </w:r>
+      <w:r>
+        <w:t xml:space="preserve"> </w:t>
+      </w:r>
+      <w:r>
+        <w:t xml:space="preserve">packages. Install these R packages first:</w:t>
+      </w:r>
+    </w:p>
+    <w:p>
+      <w:pPr>
+        <w:pStyle w:val="SourceCode"/>
+      </w:pPr>
+      <w:r>
+        <w:rPr>
+          <w:rStyle w:val="CommentTok"/>
+        </w:rPr>
+        <w:t xml:space="preserve"># install.packages(c("chromote", "webshot2", "pagedown"))</w:t>
+      </w:r>
+    </w:p>
+    <w:p>
+      <w:pPr>
+        <w:pStyle w:val="FirstParagraph"/>
+      </w:pPr>
+      <w:r>
+        <w:t xml:space="preserve">Then verify Chrome is found before running the pipeline:</w:t>
+      </w:r>
+    </w:p>
+    <w:p>
+      <w:pPr>
+        <w:pStyle w:val="SourceCode"/>
+      </w:pPr>
+      <w:r>
+        <w:rPr>
+          <w:rStyle w:val="CommentTok"/>
+        </w:rPr>
+        <w:t xml:space="preserve"># chromote::find_chrome()</w:t>
+      </w:r>
+    </w:p>
+    <w:p>
+      <w:pPr>
+        <w:pStyle w:val="FirstParagraph"/>
+      </w:pPr>
+      <w:r>
+        <w:t xml:space="preserve">If that call throws an error, install Google Chrome from</w:t>
+      </w:r>
+      <w:r>
+        <w:t xml:space="preserve"> </w:t>
+      </w:r>
+      <w:hyperlink r:id="rId30">
+        <w:r>
+          <w:rPr>
+            <w:rStyle w:val="Hyperlink"/>
+          </w:rPr>
+          <w:t xml:space="preserve">https://www.google.com/chrome/</w:t>
+        </w:r>
+      </w:hyperlink>
+      <w:r>
+        <w:t xml:space="preserve"> </w:t>
+      </w:r>
+      <w:r>
+        <w:t xml:space="preserve">and re-run</w:t>
+      </w:r>
+      <w:r>
+        <w:t xml:space="preserve"> </w:t>
+      </w:r>
+      <w:r>
+        <w:rPr>
+          <w:rStyle w:val="VerbatimChar"/>
+        </w:rPr>
+        <w:t xml:space="preserve">chromote::find_chrome()</w:t>
+      </w:r>
+      <w:r>
+        <w:t xml:space="preserve"> </w:t>
+      </w:r>
+      <w:r>
+        <w:t xml:space="preserve">to confirm. If Chrome is unavailable at runtime, PNG and PDF outputs are silently skipped with a console note; the Excel (</w:t>
+      </w:r>
+      <w:r>
+        <w:rPr>
+          <w:rStyle w:val="VerbatimChar"/>
+        </w:rPr>
+        <w:t xml:space="preserve">.xlsx</w:t>
+      </w:r>
+      <w:r>
+        <w:t xml:space="preserve">) output is always written regardless.</w:t>
+      </w:r>
+    </w:p>
+    <w:bookmarkEnd w:id="31"/>
+    <w:bookmarkStart w:id="32" w:name="note-on-hidden-string-dependencies"/>
+    <w:p>
+      <w:pPr>
+        <w:pStyle w:val="Heading2"/>
+      </w:pPr>
+      <w:r>
+        <w:t xml:space="preserve">3.4 Note on hidden string dependencies</w:t>
+      </w:r>
+    </w:p>
+    <w:p>
+      <w:pPr>
+        <w:pStyle w:val="FirstParagraph"/>
+      </w:pPr>
+      <w:r>
+        <w:t xml:space="preserve">One class of R package dependency is invisible to standard static-analysis tools such as</w:t>
+      </w:r>
+      <w:r>
+        <w:t xml:space="preserve"> </w:t>
+      </w:r>
+      <w:r>
+        <w:rPr>
+          <w:rStyle w:val="VerbatimChar"/>
+        </w:rPr>
+        <w:t xml:space="preserve">R CMD check</w:t>
+      </w:r>
+      <w:r>
+        <w:t xml:space="preserve">: package names passed as</w:t>
+      </w:r>
+      <w:r>
+        <w:t xml:space="preserve"> </w:t>
+      </w:r>
+      <w:r>
+        <w:rPr>
+          <w:i/>
+          <w:iCs/>
+        </w:rPr>
+        <w:t xml:space="preserve">string arguments</w:t>
+      </w:r>
+      <w:r>
+        <w:t xml:space="preserve"> </w:t>
+      </w:r>
+      <w:r>
+        <w:t xml:space="preserve">to functions rather than referenced directly in code. The rENM framework uses</w:t>
+      </w:r>
+      <w:r>
+        <w:t xml:space="preserve"> </w:t>
+      </w:r>
+      <w:r>
+        <w:rPr>
+          <w:rStyle w:val="VerbatimChar"/>
+        </w:rPr>
+        <w:t xml:space="preserve">paletteer</w:t>
+      </w:r>
+      <w:r>
+        <w:t xml:space="preserve"> </w:t>
+      </w:r>
+      <w:r>
+        <w:t xml:space="preserve">for color scales, and some palette names embed a package reference in string form (e.g.,</w:t>
+      </w:r>
+      <w:r>
+        <w:t xml:space="preserve"> </w:t>
+      </w:r>
+      <w:r>
+        <w:rPr>
+          <w:rStyle w:val="VerbatimChar"/>
+        </w:rPr>
+        <w:t xml:space="preserve">"ggthemes::Classic Area Red-Green"</w:t>
+      </w:r>
+      <w:r>
+        <w:t xml:space="preserve">). These indirect dependencies are listed under</w:t>
+      </w:r>
+      <w:r>
+        <w:t xml:space="preserve"> </w:t>
+      </w:r>
+      <w:r>
+        <w:rPr>
+          <w:rStyle w:val="VerbatimChar"/>
+        </w:rPr>
+        <w:t xml:space="preserve">Suggests</w:t>
+      </w:r>
+      <w:r>
+        <w:t xml:space="preserve"> </w:t>
+      </w:r>
+      <w:r>
+        <w:t xml:space="preserve">in the relevant package DESCRIPTION files, but they will not be flagged automatically if missing — they surface only at runtime. If you encounter an unexpected</w:t>
+      </w:r>
+      <w:r>
+        <w:t xml:space="preserve"> </w:t>
+      </w:r>
+      <w:r>
+        <w:t xml:space="preserve">“package not found”</w:t>
+      </w:r>
+      <w:r>
+        <w:t xml:space="preserve"> </w:t>
+      </w:r>
+      <w:r>
+        <w:t xml:space="preserve">error during a plotting step, check whether a</w:t>
+      </w:r>
+      <w:r>
+        <w:t xml:space="preserve"> </w:t>
+      </w:r>
+      <w:r>
+        <w:rPr>
+          <w:rStyle w:val="VerbatimChar"/>
+        </w:rPr>
+        <w:t xml:space="preserve">paletteer</w:t>
+      </w:r>
+      <w:r>
+        <w:t xml:space="preserve">-based color scale is the source.</w:t>
+      </w:r>
+    </w:p>
+    <w:p>
+      <w:r>
+        <w:br w:type="page"/>
+      </w:r>
+    </w:p>
+    <w:bookmarkEnd w:id="32"/>
+    <w:bookmarkEnd w:id="33"/>
+    <w:bookmarkStart w:id="37" w:name="hostenvironment"/>
+    <w:p>
+      <w:pPr>
+        <w:pStyle w:val="Heading1"/>
+      </w:pPr>
+      <w:r>
+        <w:t xml:space="preserve">4. Configuring the Host Environment</w:t>
+      </w:r>
+    </w:p>
+    <w:p>
+      <w:pPr>
+        <w:pStyle w:val="FirstParagraph"/>
+      </w:pPr>
+      <w:r>
         <w:t xml:space="preserve">The most straightforward way to configure your local computing environment is to complete the initial setup steps in a terminal window. The examples provided here assume a macOS environment using the Bash shell, which is the system I use.</w:t>
       </w:r>
     </w:p>
@@ -1269,43 +2104,55 @@
     </w:p>
     <w:p>
       <w:pPr>
+        <w:pStyle w:val="SourceCode"/>
+      </w:pPr>
+      <w:r>
+        <w:rPr>
+          <w:rStyle w:val="VerbatimChar"/>
+        </w:rPr>
+        <w:t xml:space="preserve">PROJECT_DIRECTORY/</w:t>
+      </w:r>
+      <w:r>
+        <w:br/>
+      </w:r>
+      <w:r>
+        <w:rPr>
+          <w:rStyle w:val="VerbatimChar"/>
+        </w:rPr>
+        <w:t xml:space="preserve">|___ data -&gt; (symbolic link to example_data)</w:t>
+      </w:r>
+      <w:r>
+        <w:br/>
+      </w:r>
+      <w:r>
+        <w:rPr>
+          <w:rStyle w:val="VerbatimChar"/>
+        </w:rPr>
+        <w:t xml:space="preserve">|___ example_data/...</w:t>
+      </w:r>
+      <w:r>
+        <w:br/>
+      </w:r>
+      <w:r>
+        <w:rPr>
+          <w:rStyle w:val="VerbatimChar"/>
+        </w:rPr>
+        <w:t xml:space="preserve">|___ runs/...</w:t>
+      </w:r>
+    </w:p>
+    <w:p>
+      <w:pPr>
+        <w:pStyle w:val="FirstParagraph"/>
+      </w:pPr>
+      <w:r>
+        <w:t xml:space="preserve">You only need to configure your host environment once. After completing this initial setup, you can move into the RStudio environment to finalize the rENM framework installation and begin your analyses.</w:t>
+      </w:r>
+    </w:p>
+    <w:p>
+      <w:pPr>
         <w:pStyle w:val="BodyText"/>
       </w:pPr>
       <w:r>
-        <w:t xml:space="preserve">PROJECT_DIRECTORY/</w:t>
-      </w:r>
-      <w:r>
-        <w:br/>
-      </w:r>
-      <w:r>
-        <w:t xml:space="preserve">|___ data -&gt; (symbolic link to example_data)</w:t>
-      </w:r>
-      <w:r>
-        <w:br/>
-      </w:r>
-      <w:r>
-        <w:t xml:space="preserve">|___ example_data/…</w:t>
-      </w:r>
-      <w:r>
-        <w:br/>
-      </w:r>
-      <w:r>
-        <w:t xml:space="preserve">|___ runs/…</w:t>
-      </w:r>
-    </w:p>
-    <w:p>
-      <w:pPr>
-        <w:pStyle w:val="BodyText"/>
-      </w:pPr>
-      <w:r>
-        <w:t xml:space="preserve">You only need to configure your host environment once. After completing this initial setup, you can move into the RStudio environment to finalize the rENM framework installation and begin your analyses.</w:t>
-      </w:r>
-    </w:p>
-    <w:p>
-      <w:pPr>
-        <w:pStyle w:val="BodyText"/>
-      </w:pPr>
-      <w:r>
         <w:t xml:space="preserve">In the examples that follow, I use</w:t>
       </w:r>
       <w:r>
@@ -1341,7 +2188,7 @@
       <w:r>
         <w:t xml:space="preserve"> </w:t>
       </w:r>
-      <w:hyperlink r:id="rId24">
+      <w:hyperlink r:id="rId34">
         <w:r>
           <w:rPr>
             <w:rStyle w:val="Hyperlink"/>
@@ -1353,13 +2200,13 @@
         <w:t xml:space="preserve">.</w:t>
       </w:r>
     </w:p>
-    <w:bookmarkStart w:id="25" w:name="creating-the-project-directory"/>
+    <w:bookmarkStart w:id="35" w:name="creating-the-project-directory"/>
     <w:p>
       <w:pPr>
         <w:pStyle w:val="Heading2"/>
       </w:pPr>
       <w:r>
-        <w:t xml:space="preserve">3.1 Creating the project directory</w:t>
+        <w:t xml:space="preserve">4.1 Creating the project directory</w:t>
       </w:r>
     </w:p>
     <w:p>
@@ -1543,14 +2390,14 @@
         <w:t xml:space="preserve">/runs"</w:t>
       </w:r>
     </w:p>
-    <w:bookmarkEnd w:id="25"/>
-    <w:bookmarkStart w:id="26" w:name="installing-the-example-data-set"/>
+    <w:bookmarkEnd w:id="35"/>
+    <w:bookmarkStart w:id="36" w:name="installing-the-example-data-set"/>
     <w:p>
       <w:pPr>
         <w:pStyle w:val="Heading2"/>
       </w:pPr>
       <w:r>
-        <w:t xml:space="preserve">3.2 Installing the example data set</w:t>
+        <w:t xml:space="preserve">4.2 Installing the example data set</w:t>
       </w:r>
     </w:p>
     <w:p>
@@ -1947,15 +2794,15 @@
         <w:t xml:space="preserve">"</w:t>
       </w:r>
     </w:p>
-    <w:bookmarkEnd w:id="26"/>
-    <w:bookmarkEnd w:id="27"/>
-    <w:bookmarkStart w:id="31" w:name="rstudioenvironment"/>
+    <w:bookmarkEnd w:id="36"/>
+    <w:bookmarkEnd w:id="37"/>
+    <w:bookmarkStart w:id="41" w:name="rstudioenvironment"/>
     <w:p>
       <w:pPr>
         <w:pStyle w:val="Heading1"/>
       </w:pPr>
       <w:r>
-        <w:t xml:space="preserve">4. Configuring the RStudio Environment</w:t>
+        <w:t xml:space="preserve">5. Configuring the RStudio Environment</w:t>
       </w:r>
     </w:p>
     <w:p>
@@ -1966,13 +2813,13 @@
         <w:t xml:space="preserve">From this point forward, all work is performed in the RStudio environment using R. Begin by specifying the location of the base project directory you created during the previous setup steps. This allows both RStudio and the rENM framework to locate and manage project files consistently.</w:t>
       </w:r>
     </w:p>
-    <w:bookmarkStart w:id="28" w:name="setting-the-project-directory-location"/>
+    <w:bookmarkStart w:id="38" w:name="setting-the-project-directory-location"/>
     <w:p>
       <w:pPr>
         <w:pStyle w:val="Heading2"/>
       </w:pPr>
       <w:r>
-        <w:t xml:space="preserve">4.1 Setting the project directory location</w:t>
+        <w:t xml:space="preserve">5.1 Setting the project directory location</w:t>
       </w:r>
     </w:p>
     <w:p>
@@ -2060,15 +2907,6 @@
         <w:rPr>
           <w:rStyle w:val="CommentTok"/>
         </w:rPr>
-        <w:t xml:space="preserve"># s</w:t>
-      </w:r>
-      <w:r>
-        <w:br/>
-      </w:r>
-      <w:r>
-        <w:rPr>
-          <w:rStyle w:val="CommentTok"/>
-        </w:rPr>
         <w:t xml:space="preserve"># # reload (or restart R)</w:t>
       </w:r>
       <w:r>
@@ -2090,14 +2928,14 @@
         <w:t xml:space="preserve"># Sys.getenv("RENM_PROJECT_DIR")</w:t>
       </w:r>
     </w:p>
-    <w:bookmarkEnd w:id="28"/>
-    <w:bookmarkStart w:id="29" w:name="installing-the-framework-packages"/>
+    <w:bookmarkEnd w:id="38"/>
+    <w:bookmarkStart w:id="39" w:name="installing-the-framework-packages"/>
     <w:p>
       <w:pPr>
         <w:pStyle w:val="Heading2"/>
       </w:pPr>
       <w:r>
-        <w:t xml:space="preserve">4.2 Installing the framework packages</w:t>
+        <w:t xml:space="preserve">5.2 Installing the framework packages</w:t>
       </w:r>
     </w:p>
     <w:p>
@@ -2125,80 +2963,80 @@
         <w:rPr>
           <w:rStyle w:val="CommentTok"/>
         </w:rPr>
-        <w:t xml:space="preserve"># install.packages("devtools")</w:t>
-      </w:r>
-      <w:r>
-        <w:br/>
-      </w:r>
-      <w:r>
-        <w:rPr>
-          <w:rStyle w:val="CommentTok"/>
-        </w:rPr>
-        <w:t xml:space="preserve"># devtools::install_github("rENM-Framework/rENM")</w:t>
-      </w:r>
-      <w:r>
-        <w:br/>
-      </w:r>
-      <w:r>
-        <w:rPr>
-          <w:rStyle w:val="CommentTok"/>
-        </w:rPr>
-        <w:t xml:space="preserve"># devtools::install_github("rENM-Framework/rENM.core")</w:t>
-      </w:r>
-      <w:r>
-        <w:br/>
-      </w:r>
-      <w:r>
-        <w:rPr>
-          <w:rStyle w:val="CommentTok"/>
-        </w:rPr>
-        <w:t xml:space="preserve"># devtools::install_github("rENM-Framework/rENM.data")</w:t>
-      </w:r>
-      <w:r>
-        <w:br/>
-      </w:r>
-      <w:r>
-        <w:rPr>
-          <w:rStyle w:val="CommentTok"/>
-        </w:rPr>
-        <w:t xml:space="preserve"># devtools::install_github("rENM-Framework/rENM.model")</w:t>
-      </w:r>
-      <w:r>
-        <w:br/>
-      </w:r>
-      <w:r>
-        <w:rPr>
-          <w:rStyle w:val="CommentTok"/>
-        </w:rPr>
-        <w:t xml:space="preserve"># devtools::install_github("rENM-Framework/rENM.analysis")</w:t>
-      </w:r>
-      <w:r>
-        <w:br/>
-      </w:r>
-      <w:r>
-        <w:rPr>
-          <w:rStyle w:val="CommentTok"/>
-        </w:rPr>
-        <w:t xml:space="preserve"># devtools::install_github("rENM-Framework/rENM.reports")</w:t>
-      </w:r>
-      <w:r>
-        <w:br/>
-      </w:r>
-      <w:r>
-        <w:rPr>
-          <w:rStyle w:val="CommentTok"/>
-        </w:rPr>
-        <w:t xml:space="preserve"># devtools::install_github("rENM-Framework/rENM.ai")</w:t>
-      </w:r>
-    </w:p>
-    <w:bookmarkEnd w:id="29"/>
-    <w:bookmarkStart w:id="30" w:name="loading-the-renm-framework-modules"/>
+        <w:t xml:space="preserve"># install.packages("remotes")</w:t>
+      </w:r>
+      <w:r>
+        <w:br/>
+      </w:r>
+      <w:r>
+        <w:rPr>
+          <w:rStyle w:val="CommentTok"/>
+        </w:rPr>
+        <w:t xml:space="preserve"># remotes::install_github("rENM-Framework/rENM.core")</w:t>
+      </w:r>
+      <w:r>
+        <w:br/>
+      </w:r>
+      <w:r>
+        <w:rPr>
+          <w:rStyle w:val="CommentTok"/>
+        </w:rPr>
+        <w:t xml:space="preserve"># remotes::install_github("rENM-Framework/rENM.data")</w:t>
+      </w:r>
+      <w:r>
+        <w:br/>
+      </w:r>
+      <w:r>
+        <w:rPr>
+          <w:rStyle w:val="CommentTok"/>
+        </w:rPr>
+        <w:t xml:space="preserve"># remotes::install_github("rENM-Framework/rENM.model")</w:t>
+      </w:r>
+      <w:r>
+        <w:br/>
+      </w:r>
+      <w:r>
+        <w:rPr>
+          <w:rStyle w:val="CommentTok"/>
+        </w:rPr>
+        <w:t xml:space="preserve"># remotes::install_github("rENM-Framework/rENM.analysis")</w:t>
+      </w:r>
+      <w:r>
+        <w:br/>
+      </w:r>
+      <w:r>
+        <w:rPr>
+          <w:rStyle w:val="CommentTok"/>
+        </w:rPr>
+        <w:t xml:space="preserve"># remotes::install_github("rENM-Framework/rENM.ai")</w:t>
+      </w:r>
+      <w:r>
+        <w:br/>
+      </w:r>
+      <w:r>
+        <w:rPr>
+          <w:rStyle w:val="CommentTok"/>
+        </w:rPr>
+        <w:t xml:space="preserve"># remotes::install_github("rENM-Framework/rENM.reports")</w:t>
+      </w:r>
+      <w:r>
+        <w:br/>
+      </w:r>
+      <w:r>
+        <w:rPr>
+          <w:rStyle w:val="CommentTok"/>
+        </w:rPr>
+        <w:t xml:space="preserve"># remotes::install_github("rENM-Framework/rENM")  # umbrella package — install last</w:t>
+      </w:r>
+    </w:p>
+    <w:bookmarkEnd w:id="39"/>
+    <w:bookmarkStart w:id="40" w:name="loading-the-renm-framework-modules"/>
     <w:p>
       <w:pPr>
         <w:pStyle w:val="Heading2"/>
       </w:pPr>
       <w:r>
-        <w:t xml:space="preserve">4.3 Loading the rENM framework modules</w:t>
+        <w:t xml:space="preserve">5.3 Loading the rENM framework modules</w:t>
       </w:r>
     </w:p>
     <w:p>
@@ -2325,15 +3163,15 @@
         <w:t xml:space="preserve">(rENM.ai)</w:t>
       </w:r>
     </w:p>
-    <w:bookmarkEnd w:id="30"/>
-    <w:bookmarkEnd w:id="31"/>
-    <w:bookmarkStart w:id="34" w:name="performing-an-renm-analysis"/>
+    <w:bookmarkEnd w:id="40"/>
+    <w:bookmarkEnd w:id="41"/>
+    <w:bookmarkStart w:id="44" w:name="performing-an-renm-analysis"/>
     <w:p>
       <w:pPr>
         <w:pStyle w:val="Heading1"/>
       </w:pPr>
       <w:r>
-        <w:t xml:space="preserve">5. Performing an rENM Analysis</w:t>
+        <w:t xml:space="preserve">6. Performing an rENM Analysis</w:t>
       </w:r>
     </w:p>
     <w:p>
@@ -2374,13 +3212,13 @@
         <w:t xml:space="preserve">; GRRO). These species represent a range of ecological contexts, providing examples of small, medium, and large geographic distributions, as well as varying occurrence record densities.</w:t>
       </w:r>
     </w:p>
-    <w:bookmarkStart w:id="32" w:name="viewing-installed-species-data"/>
+    <w:bookmarkStart w:id="42" w:name="viewing-installed-species-data"/>
     <w:p>
       <w:pPr>
         <w:pStyle w:val="Heading2"/>
       </w:pPr>
       <w:r>
-        <w:t xml:space="preserve">5.1 Viewing installed species data</w:t>
+        <w:t xml:space="preserve">6.1 Viewing installed species data</w:t>
       </w:r>
     </w:p>
     <w:p>
@@ -2453,14 +3291,14 @@
         <w:t xml:space="preserve">()</w:t>
       </w:r>
     </w:p>
-    <w:bookmarkEnd w:id="32"/>
-    <w:bookmarkStart w:id="33" w:name="bandingcode"/>
+    <w:bookmarkEnd w:id="42"/>
+    <w:bookmarkStart w:id="43" w:name="bandingcode"/>
     <w:p>
       <w:pPr>
         <w:pStyle w:val="Heading2"/>
       </w:pPr>
       <w:r>
-        <w:t xml:space="preserve">5.2 Setting the species banding code</w:t>
+        <w:t xml:space="preserve">6.2 Setting the species banding code</w:t>
       </w:r>
     </w:p>
     <w:p>
@@ -2519,27 +3357,27 @@
         <w:t xml:space="preserve"># alpha_code &lt;- "GRRO"</w:t>
       </w:r>
     </w:p>
-    <w:bookmarkEnd w:id="33"/>
-    <w:bookmarkEnd w:id="34"/>
-    <w:bookmarkStart w:id="44" w:name="data-assembly"/>
+    <w:bookmarkEnd w:id="43"/>
+    <w:bookmarkEnd w:id="44"/>
+    <w:bookmarkStart w:id="54" w:name="data-assembly"/>
     <w:p>
       <w:pPr>
         <w:pStyle w:val="Heading1"/>
       </w:pPr>
       <w:r>
-        <w:t xml:space="preserve">6. Data Assembly</w:t>
-      </w:r>
-    </w:p>
-    <w:bookmarkStart w:id="40" w:name="occurrence-data"/>
+        <w:t xml:space="preserve">7. Data Assembly</w:t>
+      </w:r>
+    </w:p>
+    <w:bookmarkStart w:id="50" w:name="occurrence-data"/>
     <w:p>
       <w:pPr>
         <w:pStyle w:val="Heading2"/>
       </w:pPr>
       <w:r>
-        <w:t xml:space="preserve">6.1 Occurrence data</w:t>
-      </w:r>
-    </w:p>
-    <w:bookmarkStart w:id="35" w:name="gathering-ebird-records"/>
+        <w:t xml:space="preserve">7.1 Occurrence data</w:t>
+      </w:r>
+    </w:p>
+    <w:bookmarkStart w:id="45" w:name="gathering-ebird-records"/>
     <w:p>
       <w:pPr>
         <w:pStyle w:val="Heading3"/>
@@ -2625,8 +3463,8 @@
         <w:t xml:space="preserve">(alpha_code)</w:t>
       </w:r>
     </w:p>
-    <w:bookmarkEnd w:id="35"/>
-    <w:bookmarkStart w:id="36" w:name="removing-duplicate-records"/>
+    <w:bookmarkEnd w:id="45"/>
+    <w:bookmarkStart w:id="46" w:name="removing-duplicate-records"/>
     <w:p>
       <w:pPr>
         <w:pStyle w:val="Heading3"/>
@@ -2696,8 +3534,8 @@
         <w:t xml:space="preserve">(alpha_code)</w:t>
       </w:r>
     </w:p>
-    <w:bookmarkEnd w:id="36"/>
-    <w:bookmarkStart w:id="37" w:name="spatial-thinning"/>
+    <w:bookmarkEnd w:id="46"/>
+    <w:bookmarkStart w:id="47" w:name="spatial-thinning"/>
     <w:p>
       <w:pPr>
         <w:pStyle w:val="Heading3"/>
@@ -2847,8 +3685,8 @@
         <w:t xml:space="preserve">(alpha_code, thin_distance)</w:t>
       </w:r>
     </w:p>
-    <w:bookmarkEnd w:id="37"/>
-    <w:bookmarkStart w:id="38" w:name="limiting-the-record-count"/>
+    <w:bookmarkEnd w:id="47"/>
+    <w:bookmarkStart w:id="48" w:name="limiting-the-record-count"/>
     <w:p>
       <w:pPr>
         <w:pStyle w:val="Heading3"/>
@@ -2942,8 +3780,8 @@
         <w:t xml:space="preserve">(alpha_code, record_count)</w:t>
       </w:r>
     </w:p>
-    <w:bookmarkEnd w:id="38"/>
-    <w:bookmarkStart w:id="39" w:name="wrapping-up-occurrence-data-prep"/>
+    <w:bookmarkEnd w:id="48"/>
+    <w:bookmarkStart w:id="49" w:name="wrapping-up-occurrence-data-prep"/>
     <w:p>
       <w:pPr>
         <w:pStyle w:val="Heading3"/>
@@ -2989,7 +3827,7 @@
         <w:t xml:space="preserve"> </w:t>
       </w:r>
       <w:r>
-        <w:t xml:space="preserve">directory for our species run. After copying the files, the temporary directory is removed. This is the finial cleanup step before preparing environmental data.</w:t>
+        <w:t xml:space="preserve">directory for our species run. After copying the files, the temporary directory is removed. This is the final cleanup step before preparing environmental data.</w:t>
       </w:r>
     </w:p>
     <w:p>
@@ -3030,18 +3868,18 @@
         <w:t xml:space="preserve">(alpha_code)</w:t>
       </w:r>
     </w:p>
-    <w:bookmarkEnd w:id="39"/>
-    <w:bookmarkEnd w:id="40"/>
-    <w:bookmarkStart w:id="43" w:name="environmental-data"/>
+    <w:bookmarkEnd w:id="49"/>
+    <w:bookmarkEnd w:id="50"/>
+    <w:bookmarkStart w:id="53" w:name="environmental-data"/>
     <w:p>
       <w:pPr>
         <w:pStyle w:val="Heading2"/>
       </w:pPr>
       <w:r>
-        <w:t xml:space="preserve">6.2 Environmental data</w:t>
-      </w:r>
-    </w:p>
-    <w:bookmarkStart w:id="41" w:name="setting-the-spatial-extent"/>
+        <w:t xml:space="preserve">7.2 Environmental data</w:t>
+      </w:r>
+    </w:p>
+    <w:bookmarkStart w:id="51" w:name="setting-the-spatial-extent"/>
     <w:p>
       <w:pPr>
         <w:pStyle w:val="Heading3"/>
@@ -3187,8 +4025,8 @@
         <w:t xml:space="preserve"># rENM.data::set_extent(alpha_code)</w:t>
       </w:r>
     </w:p>
-    <w:bookmarkEnd w:id="41"/>
-    <w:bookmarkStart w:id="42" w:name="assembling-merra-variables"/>
+    <w:bookmarkEnd w:id="51"/>
+    <w:bookmarkStart w:id="52" w:name="assembling-merra-variables"/>
     <w:p>
       <w:pPr>
         <w:pStyle w:val="Heading3"/>
@@ -3472,25 +4310,25 @@
         <w:t xml:space="preserve">)</w:t>
       </w:r>
     </w:p>
-    <w:bookmarkEnd w:id="42"/>
-    <w:bookmarkEnd w:id="43"/>
-    <w:bookmarkEnd w:id="44"/>
-    <w:bookmarkStart w:id="51" w:name="time-series-construction"/>
+    <w:bookmarkEnd w:id="52"/>
+    <w:bookmarkEnd w:id="53"/>
+    <w:bookmarkEnd w:id="54"/>
+    <w:bookmarkStart w:id="61" w:name="time-series-construction"/>
     <w:p>
       <w:pPr>
         <w:pStyle w:val="Heading1"/>
       </w:pPr>
       <w:r>
-        <w:t xml:space="preserve">7. Time Series Construction</w:t>
-      </w:r>
-    </w:p>
-    <w:bookmarkStart w:id="45" w:name="staging-occurrence-records"/>
+        <w:t xml:space="preserve">8. Time Series Construction</w:t>
+      </w:r>
+    </w:p>
+    <w:bookmarkStart w:id="55" w:name="staging-occurrence-records"/>
     <w:p>
       <w:pPr>
         <w:pStyle w:val="Heading2"/>
       </w:pPr>
       <w:r>
-        <w:t xml:space="preserve">7.1 Staging occurrence records</w:t>
+        <w:t xml:space="preserve">8.1 Staging occurrence records</w:t>
       </w:r>
     </w:p>
     <w:p>
@@ -3631,14 +4469,14 @@
         <w:t xml:space="preserve">(alpha_code)</w:t>
       </w:r>
     </w:p>
-    <w:bookmarkEnd w:id="45"/>
-    <w:bookmarkStart w:id="48" w:name="staging-environmental-variables"/>
+    <w:bookmarkEnd w:id="55"/>
+    <w:bookmarkStart w:id="58" w:name="staging-environmental-variables"/>
     <w:p>
       <w:pPr>
         <w:pStyle w:val="Heading2"/>
       </w:pPr>
       <w:r>
-        <w:t xml:space="preserve">7.2 Staging environmental variables</w:t>
+        <w:t xml:space="preserve">8.2 Staging environmental variables</w:t>
       </w:r>
     </w:p>
     <w:p>
@@ -3649,7 +4487,7 @@
         <w:t xml:space="preserve">Environmental variables are now staged for time series analysis. Two approaches are available; select only one.</w:t>
       </w:r>
     </w:p>
-    <w:bookmarkStart w:id="46" w:name="option-1---simple-staging"/>
+    <w:bookmarkStart w:id="56" w:name="option-1---simple-staging"/>
     <w:p>
       <w:pPr>
         <w:pStyle w:val="Heading3"/>
@@ -3770,8 +4608,8 @@
         <w:t xml:space="preserve"># rENM.model::stage_all_variables(alpha_code)</w:t>
       </w:r>
     </w:p>
-    <w:bookmarkEnd w:id="46"/>
-    <w:bookmarkStart w:id="47" w:name="option-2---staging-with-down-selection"/>
+    <w:bookmarkEnd w:id="56"/>
+    <w:bookmarkStart w:id="57" w:name="option-2---staging-with-down-selection"/>
     <w:p>
       <w:pPr>
         <w:pStyle w:val="Heading3"/>
@@ -3930,15 +4768,15 @@
         <w:t xml:space="preserve">(alpha_code)</w:t>
       </w:r>
     </w:p>
-    <w:bookmarkEnd w:id="47"/>
-    <w:bookmarkEnd w:id="48"/>
-    <w:bookmarkStart w:id="49" w:name="reducing-covariance"/>
+    <w:bookmarkEnd w:id="57"/>
+    <w:bookmarkEnd w:id="58"/>
+    <w:bookmarkStart w:id="59" w:name="reducing-covariance"/>
     <w:p>
       <w:pPr>
         <w:pStyle w:val="Heading2"/>
       </w:pPr>
       <w:r>
-        <w:t xml:space="preserve">7.3 Reducing covariance</w:t>
+        <w:t xml:space="preserve">8.3 Reducing covariance</w:t>
       </w:r>
     </w:p>
     <w:p>
@@ -3969,14 +4807,14 @@
         <w:t xml:space="preserve"># rENM.model::reduce_covariance(alpha_code)</w:t>
       </w:r>
     </w:p>
-    <w:bookmarkEnd w:id="49"/>
-    <w:bookmarkStart w:id="50" w:name="computing-the-time-series"/>
+    <w:bookmarkEnd w:id="59"/>
+    <w:bookmarkStart w:id="60" w:name="computing-the-time-series"/>
     <w:p>
       <w:pPr>
         <w:pStyle w:val="Heading2"/>
       </w:pPr>
       <w:r>
-        <w:t xml:space="preserve">7.4 Computing the time series</w:t>
+        <w:t xml:space="preserve">8.4 Computing the time series</w:t>
       </w:r>
     </w:p>
     <w:p>
@@ -4118,27 +4956,27 @@
         <w:t xml:space="preserve">(alpha_code)</w:t>
       </w:r>
     </w:p>
-    <w:bookmarkEnd w:id="50"/>
-    <w:bookmarkEnd w:id="51"/>
-    <w:bookmarkStart w:id="66" w:name="time-series-analysis"/>
+    <w:bookmarkEnd w:id="60"/>
+    <w:bookmarkEnd w:id="61"/>
+    <w:bookmarkStart w:id="76" w:name="time-series-analysis"/>
     <w:p>
       <w:pPr>
         <w:pStyle w:val="Heading1"/>
       </w:pPr>
       <w:r>
-        <w:t xml:space="preserve">8. Time Series Analysis</w:t>
-      </w:r>
-    </w:p>
-    <w:bookmarkStart w:id="56" w:name="suitability-trend-analysis"/>
+        <w:t xml:space="preserve">9. Time Series Analysis</w:t>
+      </w:r>
+    </w:p>
+    <w:bookmarkStart w:id="66" w:name="suitability-trend-analysis"/>
     <w:p>
       <w:pPr>
         <w:pStyle w:val="Heading2"/>
       </w:pPr>
       <w:r>
-        <w:t xml:space="preserve">8.1 Suitability trend analysis</w:t>
-      </w:r>
-    </w:p>
-    <w:bookmarkStart w:id="52" w:name="finding-the-suitability-trend"/>
+        <w:t xml:space="preserve">9.1 Suitability trend analysis</w:t>
+      </w:r>
+    </w:p>
+    <w:bookmarkStart w:id="62" w:name="finding-the-suitability-trend"/>
     <w:p>
       <w:pPr>
         <w:pStyle w:val="Heading3"/>
@@ -4193,8 +5031,8 @@
         <w:t xml:space="preserve">(alpha_code)</w:t>
       </w:r>
     </w:p>
-    <w:bookmarkEnd w:id="52"/>
-    <w:bookmarkStart w:id="53" w:name="finding-overall-trend-percentages"/>
+    <w:bookmarkEnd w:id="62"/>
+    <w:bookmarkStart w:id="63" w:name="finding-overall-trend-percentages"/>
     <w:p>
       <w:pPr>
         <w:pStyle w:val="Heading3"/>
@@ -4259,8 +5097,8 @@
         <w:t xml:space="preserve">(alpha_code)</w:t>
       </w:r>
     </w:p>
-    <w:bookmarkEnd w:id="53"/>
-    <w:bookmarkStart w:id="54" w:name="finding-range-trend-percentages"/>
+    <w:bookmarkEnd w:id="63"/>
+    <w:bookmarkStart w:id="64" w:name="finding-range-trend-percentages"/>
     <w:p>
       <w:pPr>
         <w:pStyle w:val="Heading3"/>
@@ -4325,8 +5163,8 @@
         <w:t xml:space="preserve">(alpha_code)</w:t>
       </w:r>
     </w:p>
-    <w:bookmarkEnd w:id="54"/>
-    <w:bookmarkStart w:id="55" w:name="finding-state-level-suitability-trends"/>
+    <w:bookmarkEnd w:id="64"/>
+    <w:bookmarkStart w:id="65" w:name="finding-state-level-suitability-trends"/>
     <w:p>
       <w:pPr>
         <w:pStyle w:val="Heading3"/>
@@ -4381,18 +5219,18 @@
         <w:t xml:space="preserve">(alpha_code)</w:t>
       </w:r>
     </w:p>
-    <w:bookmarkEnd w:id="55"/>
-    <w:bookmarkEnd w:id="56"/>
-    <w:bookmarkStart w:id="59" w:name="centroid-trend-analysis"/>
+    <w:bookmarkEnd w:id="65"/>
+    <w:bookmarkEnd w:id="66"/>
+    <w:bookmarkStart w:id="69" w:name="centroid-trend-analysis"/>
     <w:p>
       <w:pPr>
         <w:pStyle w:val="Heading2"/>
       </w:pPr>
       <w:r>
-        <w:t xml:space="preserve">8.2 Centroid trend analysis</w:t>
-      </w:r>
-    </w:p>
-    <w:bookmarkStart w:id="57" w:name="finding-temporal-trends"/>
+        <w:t xml:space="preserve">9.2 Centroid trend analysis</w:t>
+      </w:r>
+    </w:p>
+    <w:bookmarkStart w:id="67" w:name="finding-temporal-trends"/>
     <w:p>
       <w:pPr>
         <w:pStyle w:val="Heading3"/>
@@ -4447,8 +5285,8 @@
         <w:t xml:space="preserve">(alpha_code)</w:t>
       </w:r>
     </w:p>
-    <w:bookmarkEnd w:id="57"/>
-    <w:bookmarkStart w:id="58" w:name="finding-bioclimatic-velocity"/>
+    <w:bookmarkEnd w:id="67"/>
+    <w:bookmarkStart w:id="68" w:name="finding-bioclimatic-velocity"/>
     <w:p>
       <w:pPr>
         <w:pStyle w:val="Heading3"/>
@@ -4473,7 +5311,7 @@
         <w:rPr>
           <w:rStyle w:val="CommentTok"/>
         </w:rPr>
-        <w:t xml:space="preserve"># finds bioclimatic verlocity from weighted centroids</w:t>
+        <w:t xml:space="preserve"># finds bioclimatic velocity from weighted centroids</w:t>
       </w:r>
       <w:r>
         <w:br/>
@@ -4549,18 +5387,18 @@
         <w:t xml:space="preserve">(alpha_code)</w:t>
       </w:r>
     </w:p>
-    <w:bookmarkEnd w:id="58"/>
-    <w:bookmarkEnd w:id="59"/>
-    <w:bookmarkStart w:id="62" w:name="variable-trend-analysis"/>
+    <w:bookmarkEnd w:id="68"/>
+    <w:bookmarkEnd w:id="69"/>
+    <w:bookmarkStart w:id="72" w:name="variable-trend-analysis"/>
     <w:p>
       <w:pPr>
         <w:pStyle w:val="Heading2"/>
       </w:pPr>
       <w:r>
-        <w:t xml:space="preserve">8.3 Variable trend analysis</w:t>
-      </w:r>
-    </w:p>
-    <w:bookmarkStart w:id="60" w:name="gathering-ranked-variables"/>
+        <w:t xml:space="preserve">9.3 Variable trend analysis</w:t>
+      </w:r>
+    </w:p>
+    <w:bookmarkStart w:id="70" w:name="gathering-ranked-variables"/>
     <w:p>
       <w:pPr>
         <w:pStyle w:val="Heading3"/>
@@ -4615,8 +5453,8 @@
         <w:t xml:space="preserve">(alpha_code)</w:t>
       </w:r>
     </w:p>
-    <w:bookmarkEnd w:id="60"/>
-    <w:bookmarkStart w:id="61" w:name="summarizing-variable-contributions"/>
+    <w:bookmarkEnd w:id="70"/>
+    <w:bookmarkStart w:id="71" w:name="summarizing-variable-contributions"/>
     <w:p>
       <w:pPr>
         <w:pStyle w:val="Heading3"/>
@@ -4671,18 +5509,18 @@
         <w:t xml:space="preserve">(alpha_code)</w:t>
       </w:r>
     </w:p>
-    <w:bookmarkEnd w:id="61"/>
-    <w:bookmarkEnd w:id="62"/>
-    <w:bookmarkStart w:id="65" w:name="experimental-metrics"/>
+    <w:bookmarkEnd w:id="71"/>
+    <w:bookmarkEnd w:id="72"/>
+    <w:bookmarkStart w:id="75" w:name="experimental-metrics"/>
     <w:p>
       <w:pPr>
         <w:pStyle w:val="Heading2"/>
       </w:pPr>
       <w:r>
-        <w:t xml:space="preserve">8.4 Experimental metrics</w:t>
-      </w:r>
-    </w:p>
-    <w:bookmarkStart w:id="63" w:name="bioclimatic-acceleration"/>
+        <w:t xml:space="preserve">9.4 Experimental metrics</w:t>
+      </w:r>
+    </w:p>
+    <w:bookmarkStart w:id="73" w:name="bioclimatic-acceleration"/>
     <w:p>
       <w:pPr>
         <w:pStyle w:val="Heading3"/>
@@ -4769,8 +5607,8 @@
         <w:t xml:space="preserve">(alpha_code)</w:t>
       </w:r>
     </w:p>
-    <w:bookmarkEnd w:id="63"/>
-    <w:bookmarkStart w:id="64" w:name="hot-spot-analysis"/>
+    <w:bookmarkEnd w:id="73"/>
+    <w:bookmarkStart w:id="74" w:name="hot-spot-analysis"/>
     <w:p>
       <w:pPr>
         <w:pStyle w:val="Heading3"/>
@@ -4825,16 +5663,16 @@
         <w:t xml:space="preserve">(alpha_code)</w:t>
       </w:r>
     </w:p>
-    <w:bookmarkEnd w:id="64"/>
-    <w:bookmarkEnd w:id="65"/>
-    <w:bookmarkEnd w:id="66"/>
-    <w:bookmarkStart w:id="71" w:name="report-generation"/>
+    <w:bookmarkEnd w:id="74"/>
+    <w:bookmarkEnd w:id="75"/>
+    <w:bookmarkEnd w:id="76"/>
+    <w:bookmarkStart w:id="80" w:name="report-generation"/>
     <w:p>
       <w:pPr>
         <w:pStyle w:val="Heading1"/>
       </w:pPr>
       <w:r>
-        <w:t xml:space="preserve">9. Report Generation</w:t>
+        <w:t xml:space="preserve">10. Report Generation</w:t>
       </w:r>
     </w:p>
     <w:p>
@@ -4845,13 +5683,13 @@
         <w:t xml:space="preserve">The following functions compile key outputs from the preceding analysis steps to generate summary maps, tables, and reports. Because these functions depend on products created earlier in the workflow, all prior steps must be completed before proceeding to summary and report generation.</w:t>
       </w:r>
     </w:p>
-    <w:bookmarkStart w:id="67" w:name="assemble-suitability-results"/>
+    <w:bookmarkStart w:id="77" w:name="assemble-suitability-results"/>
     <w:p>
       <w:pPr>
         <w:pStyle w:val="Heading2"/>
       </w:pPr>
       <w:r>
-        <w:t xml:space="preserve">9.1 Assemble suitability results</w:t>
+        <w:t xml:space="preserve">10.1 Assemble suitability results</w:t>
       </w:r>
     </w:p>
     <w:p>
@@ -5165,14 +6003,14 @@
         <w:t xml:space="preserve">(alpha_code)</w:t>
       </w:r>
     </w:p>
-    <w:bookmarkEnd w:id="67"/>
-    <w:bookmarkStart w:id="68" w:name="assemble-variable-results"/>
+    <w:bookmarkEnd w:id="77"/>
+    <w:bookmarkStart w:id="78" w:name="assemble-variable-results"/>
     <w:p>
       <w:pPr>
         <w:pStyle w:val="Heading2"/>
       </w:pPr>
       <w:r>
-        <w:t xml:space="preserve">9.2 Assemble variable results</w:t>
+        <w:t xml:space="preserve">10.2 Assemble variable results</w:t>
       </w:r>
     </w:p>
     <w:p>
@@ -5330,14 +6168,14 @@
         <w:t xml:space="preserve">(alpha_code)</w:t>
       </w:r>
     </w:p>
-    <w:bookmarkEnd w:id="68"/>
-    <w:bookmarkStart w:id="70" w:name="assemble-centroid-results"/>
+    <w:bookmarkEnd w:id="78"/>
+    <w:bookmarkStart w:id="79" w:name="assemble-centroid-results"/>
     <w:p>
       <w:pPr>
         <w:pStyle w:val="Heading2"/>
       </w:pPr>
       <w:r>
-        <w:t xml:space="preserve">9.3 Assemble centroid results</w:t>
+        <w:t xml:space="preserve">10.3 Assemble centroid results</w:t>
       </w:r>
     </w:p>
     <w:p>
@@ -5417,15 +6255,16 @@
         <w:t xml:space="preserve">(alpha_code)</w:t>
       </w:r>
     </w:p>
+    <w:bookmarkEnd w:id="79"/>
+    <w:bookmarkEnd w:id="80"/>
+    <w:bookmarkStart w:id="81" w:name="genai-analysis"/>
     <w:p>
       <w:pPr>
         <w:pStyle w:val="Heading1"/>
       </w:pPr>
-      <w:bookmarkStart w:id="69" w:name="genai-analysis"/>
-      <w:r>
-        <w:t xml:space="preserve">10. GenAI Analysis</w:t>
-      </w:r>
-      <w:bookmarkEnd w:id="69"/>
+      <w:r>
+        <w:t xml:space="preserve">11. GenAI Analysis</w:t>
+      </w:r>
     </w:p>
     <w:p>
       <w:pPr>
@@ -5448,7 +6287,7 @@
         <w:t xml:space="preserve"> </w:t>
       </w:r>
       <w:r>
-        <w:t xml:space="preserve">to support suitability trend analysis. In the first step, the function assembles an AI-ready package containing suitability trend rasters, summary tables, species metadata, and a structured prompt. In the second step, the package is submitted to to a large language model (LLM) for interpretation.</w:t>
+        <w:t xml:space="preserve">to support suitability trend analysis. In the first step, the function assembles an AI-ready package containing suitability trend rasters, summary tables, species metadata, and a structured prompt. In the second step, the package is submitted to a large language model (LLM) for interpretation, and the resulting DOCX report is converted to PDF.</w:t>
       </w:r>
     </w:p>
     <w:p>
@@ -5456,48 +6295,86 @@
         <w:pStyle w:val="BodyText"/>
       </w:pPr>
       <w:r>
-        <w:t xml:space="preserve">There are several manual steps required before you’ll be able to use the rENM.ai module. Without going into the details, you’ll basically need to create an account with ChatGPT or Claude, acquire and API key, then record that key in the .Renviron file in your home directory. Your .Renviron file will end up looking something like this:</w:t>
-      </w:r>
-    </w:p>
-    <w:p>
-      <w:pPr>
-        <w:pStyle w:val="BodyText"/>
-      </w:pPr>
+        <w:t xml:space="preserve">Before using</w:t>
+      </w:r>
+      <w:r>
+        <w:t xml:space="preserve"> </w:t>
+      </w:r>
       <w:r>
         <w:rPr>
           <w:rStyle w:val="VerbatimChar"/>
         </w:rPr>
-        <w:t xml:space="preserve">OPENAI_API_KEY="sk-proj-fQpuBZIF5l4XkgB ..."</w:t>
-      </w:r>
-    </w:p>
-    <w:p>
-      <w:pPr>
-        <w:pStyle w:val="BodyText"/>
-      </w:pPr>
+        <w:t xml:space="preserve">rENM.ai</w:t>
+      </w:r>
+      <w:r>
+        <w:t xml:space="preserve">, you must create an account with your preferred AI provider, obtain an API key, and record it in your</w:t>
+      </w:r>
+      <w:r>
+        <w:t xml:space="preserve"> </w:t>
+      </w:r>
       <w:r>
         <w:rPr>
           <w:rStyle w:val="VerbatimChar"/>
         </w:rPr>
-        <w:t xml:space="preserve">ANTHROPIC_API_KEY="sk-ant-api03-JuQS6V9 ..."</w:t>
-      </w:r>
-    </w:p>
-    <w:p>
-      <w:pPr>
-        <w:pStyle w:val="BodyText"/>
-      </w:pPr>
+        <w:t xml:space="preserve">.Renviron</w:t>
+      </w:r>
+      <w:r>
+        <w:t xml:space="preserve"> </w:t>
+      </w:r>
+      <w:r>
+        <w:t xml:space="preserve">file. Note that API usage is billed per token, independently of any web subscription. Your</w:t>
+      </w:r>
+      <w:r>
+        <w:t xml:space="preserve"> </w:t>
+      </w:r>
       <w:r>
         <w:rPr>
           <w:rStyle w:val="VerbatimChar"/>
         </w:rPr>
-        <w:t xml:space="preserve">RENM_PROJECT_DIR="/Users/jschnase/rENM"</w:t>
-      </w:r>
-    </w:p>
-    <w:p>
-      <w:pPr>
-        <w:pStyle w:val="BodyText"/>
-      </w:pPr>
-      <w:r>
-        <w:t xml:space="preserve">We’re currently evaluating two AI options:</w:t>
+        <w:t xml:space="preserve">.Renviron</w:t>
+      </w:r>
+      <w:r>
+        <w:t xml:space="preserve"> </w:t>
+      </w:r>
+      <w:r>
+        <w:t xml:space="preserve">file should include entries of the following form:</w:t>
+      </w:r>
+    </w:p>
+    <w:p>
+      <w:pPr>
+        <w:pStyle w:val="SourceCode"/>
+      </w:pPr>
+      <w:r>
+        <w:rPr>
+          <w:rStyle w:val="VerbatimChar"/>
+        </w:rPr>
+        <w:t xml:space="preserve">OPENAI_API_KEY="sk-proj-..."</w:t>
+      </w:r>
+      <w:r>
+        <w:br/>
+      </w:r>
+      <w:r>
+        <w:rPr>
+          <w:rStyle w:val="VerbatimChar"/>
+        </w:rPr>
+        <w:t xml:space="preserve">ANTHROPIC_API_KEY="sk-ant-..."</w:t>
+      </w:r>
+      <w:r>
+        <w:br/>
+      </w:r>
+      <w:r>
+        <w:rPr>
+          <w:rStyle w:val="VerbatimChar"/>
+        </w:rPr>
+        <w:t xml:space="preserve">RENM_PROJECT_DIR="/Users/yourname/rENM"</w:t>
+      </w:r>
+    </w:p>
+    <w:p>
+      <w:pPr>
+        <w:pStyle w:val="FirstParagraph"/>
+      </w:pPr>
+      <w:r>
+        <w:t xml:space="preserve">The framework currently supports two providers:</w:t>
       </w:r>
       <w:r>
         <w:t xml:space="preserve"> </w:t>
@@ -5507,13 +6384,13 @@
           <w:b/>
           <w:bCs/>
         </w:rPr>
-        <w:t xml:space="preserve">ChatGPT</w:t>
-      </w:r>
-      <w:r>
-        <w:t xml:space="preserve"> </w:t>
-      </w:r>
-      <w:r>
-        <w:t xml:space="preserve">(model gpt-5.1) and</w:t>
+        <w:t xml:space="preserve">OpenAI</w:t>
+      </w:r>
+      <w:r>
+        <w:t xml:space="preserve"> </w:t>
+      </w:r>
+      <w:r>
+        <w:t xml:space="preserve">(ChatGPT) and</w:t>
       </w:r>
       <w:r>
         <w:t xml:space="preserve"> </w:t>
@@ -5523,13 +6400,40 @@
           <w:b/>
           <w:bCs/>
         </w:rPr>
-        <w:t xml:space="preserve">Claude</w:t>
-      </w:r>
-      <w:r>
-        <w:t xml:space="preserve"> </w:t>
-      </w:r>
-      <w:r>
-        <w:t xml:space="preserve">(model claude-sonnet-4.6). It’s interesting see the differences in behavior and interpretations. Note that interacting with Claude programmatically through Antrhopic’s API takes more time and costs a lot more. We’ll have more on that soon …</w:t>
+        <w:t xml:space="preserve">Anthropic</w:t>
+      </w:r>
+      <w:r>
+        <w:t xml:space="preserve"> </w:t>
+      </w:r>
+      <w:r>
+        <w:t xml:space="preserve">(Claude). Both providers accept the same assembled data package; the choice of provider affects interpretation style, response time, and per-run cost. Consult each provider’s current API documentation for model availability and pricing. For additional details on authentication and configuration, see</w:t>
+      </w:r>
+      <w:r>
+        <w:t xml:space="preserve"> </w:t>
+      </w:r>
+      <w:r>
+        <w:rPr>
+          <w:rStyle w:val="VerbatimChar"/>
+        </w:rPr>
+        <w:t xml:space="preserve">?submit_to_claude</w:t>
+      </w:r>
+      <w:r>
+        <w:t xml:space="preserve"> </w:t>
+      </w:r>
+      <w:r>
+        <w:t xml:space="preserve">and</w:t>
+      </w:r>
+      <w:r>
+        <w:t xml:space="preserve"> </w:t>
+      </w:r>
+      <w:r>
+        <w:rPr>
+          <w:rStyle w:val="VerbatimChar"/>
+        </w:rPr>
+        <w:t xml:space="preserve">?submit_to_chatgpt</w:t>
+      </w:r>
+      <w:r>
+        <w:t xml:space="preserve">.</w:t>
       </w:r>
     </w:p>
     <w:p>
@@ -5669,15 +6573,14 @@
         <w:t xml:space="preserve">(alpha_code)</w:t>
       </w:r>
     </w:p>
-    <w:bookmarkEnd w:id="70"/>
-    <w:bookmarkEnd w:id="71"/>
-    <w:bookmarkStart w:id="72" w:name="create-final-report"/>
+    <w:bookmarkEnd w:id="81"/>
+    <w:bookmarkStart w:id="82" w:name="create-final-report"/>
     <w:p>
       <w:pPr>
         <w:pStyle w:val="Heading1"/>
       </w:pPr>
       <w:r>
-        <w:t xml:space="preserve">11. Create Final Report</w:t>
+        <w:t xml:space="preserve">12. Create Final Report</w:t>
       </w:r>
     </w:p>
     <w:p>
@@ -5850,36 +6753,152 @@
         <w:t xml:space="preserve">Coming soon …</w:t>
       </w:r>
     </w:p>
-    <w:bookmarkEnd w:id="72"/>
-    <w:bookmarkStart w:id="77" w:name="appendices"/>
+    <w:bookmarkEnd w:id="82"/>
+    <w:bookmarkStart w:id="94" w:name="appendices"/>
     <w:p>
       <w:pPr>
         <w:pStyle w:val="Heading1"/>
       </w:pPr>
       <w:r>
-        <w:t xml:space="preserve">12. APPENDICES</w:t>
-      </w:r>
-    </w:p>
-    <w:bookmarkStart w:id="73" w:name="technical-specifications"/>
+        <w:t xml:space="preserve">13. APPENDICES</w:t>
+      </w:r>
+    </w:p>
+    <w:bookmarkStart w:id="86" w:name="technical-specifications"/>
     <w:p>
       <w:pPr>
         <w:pStyle w:val="Heading2"/>
       </w:pPr>
       <w:r>
-        <w:t xml:space="preserve">12.1 Technical specifications</w:t>
-      </w:r>
-    </w:p>
-    <w:bookmarkEnd w:id="73"/>
-    <w:bookmarkStart w:id="76" w:name="data-extensions"/>
+        <w:t xml:space="preserve">13.1 Technical specifications</w:t>
+      </w:r>
+    </w:p>
+    <w:tbl>
+      <w:tblPr>
+        <w:tblStyle w:val="Table"/>
+        <w:tblLook w:firstRow="0" w:lastRow="0" w:firstColumn="0" w:lastColumn="0" w:noHBand="0" w:noVBand="0" w:val="0000"/>
+        <w:tblBorders>
+          <w:top w:val="single" w:sz="4" w:space="0" w:color="0758E5"/>
+          <w:left w:val="single" w:sz="24" w:space="0" w:color="0758E5"/>
+          <w:bottom w:val="single" w:sz="4" w:space="0" w:color="0758E5"/>
+          <w:right w:val="single" w:sz="4" w:space="0" w:color="0758E5"/>
+        </w:tblBorders>
+        <w:tblCellMar>
+          <w:left w:w="144" w:type="dxa"/>
+          <w:right w:w="144" w:type="dxa"/>
+        </w:tblCellMar>
+        <w:tblLook w:firstRow="0" w:lastRow="0" w:firstColumn="0" w:lastColumn="0" w:noHBand="0" w:noVBand="0" w:val="0000"/>
+      </w:tblPr>
+      <w:tr>
+        <w:trPr>
+          <w:cantSplit/>
+        </w:trPr>
+        <w:tc>
+          <w:tcPr>
+            <w:shd w:color="auto" w:fill="dae6fb" w:val="clear"/>
+            <w:tcMar>
+              <w:top w:w="92" w:type="dxa"/>
+              <w:bottom w:w="92" w:type="dxa"/>
+            </w:tcMar>
+          </w:tcPr>
+          <w:p>
+            <w:pPr>
+              <w:pStyle w:val="FirstParagraph"/>
+            </w:pPr>
+            <w:pPr>
+              <w:spacing w:before="0" w:after="0"/>
+              <w:textAlignment w:val="center"/>
+            </w:pPr>
+            <w:r>
+              <w:drawing>
+                <wp:inline>
+                  <wp:extent cx="152400" cy="152400"/>
+                  <wp:effectExtent b="0" l="0" r="0" t="0"/>
+                  <wp:docPr descr="" title="" id="84" name="Picture"/>
+                  <a:graphic>
+                    <a:graphicData uri="http://schemas.openxmlformats.org/drawingml/2006/picture">
+                      <pic:pic>
+                        <pic:nvPicPr>
+                          <pic:cNvPr descr="/Applications/quarto/share/formats/docx/note.png" id="85" name="Picture"/>
+                          <pic:cNvPicPr>
+                            <a:picLocks noChangeArrowheads="1" noChangeAspect="1"/>
+                          </pic:cNvPicPr>
+                        </pic:nvPicPr>
+                        <pic:blipFill>
+                          <a:blip r:embed="rId83"/>
+                          <a:stretch>
+                            <a:fillRect/>
+                          </a:stretch>
+                        </pic:blipFill>
+                        <pic:spPr bwMode="auto">
+                          <a:xfrm>
+                            <a:off x="0" y="0"/>
+                            <a:ext cx="152400" cy="152400"/>
+                          </a:xfrm>
+                          <a:prstGeom prst="rect">
+                            <a:avLst/>
+                          </a:prstGeom>
+                          <a:noFill/>
+                          <a:ln w="9525">
+                            <a:noFill/>
+                            <a:headEnd/>
+                            <a:tailEnd/>
+                          </a:ln>
+                        </pic:spPr>
+                      </pic:pic>
+                    </a:graphicData>
+                  </a:graphic>
+                </wp:inline>
+              </w:drawing>
+            </w:r>
+            <w:r>
+              <w:t xml:space="preserve"> </w:t>
+            </w:r>
+            <w:r>
+              <w:t xml:space="preserve"> </w:t>
+            </w:r>
+            <w:r>
+              <w:t xml:space="preserve">Note</w:t>
+            </w:r>
+          </w:p>
+        </w:tc>
+      </w:tr>
+      <w:tr>
+        <w:trPr>
+          <w:cantSplit/>
+        </w:trPr>
+        <w:tc>
+          <w:tcPr>
+            <w:tcMar>
+              <w:top w:w="108" w:type="dxa"/>
+              <w:bottom w:w="108" w:type="dxa"/>
+            </w:tcMar>
+          </w:tcPr>
+          <w:p>
+            <w:pPr>
+              <w:pStyle w:val="BodyText"/>
+            </w:pPr>
+            <w:pPr>
+              <w:spacing w:before="16" w:after="16"/>
+            </w:pPr>
+            <w:r>
+              <w:t xml:space="preserve">This section is under development. It will document R and system version requirements, tested platform configurations, and known compatibility notes.</w:t>
+            </w:r>
+          </w:p>
+          <w:p/>
+        </w:tc>
+      </w:tr>
+    </w:tbl>
+    <w:bookmarkEnd w:id="86"/>
+    <w:bookmarkStart w:id="93" w:name="data-extensions"/>
     <w:p>
       <w:pPr>
         <w:pStyle w:val="Heading2"/>
       </w:pPr>
       <w:r>
-        <w:t xml:space="preserve">12.2 Data extensions</w:t>
-      </w:r>
-    </w:p>
-    <w:bookmarkStart w:id="74" w:name="adding-new-species"/>
+        <w:t xml:space="preserve">13.2 Data extensions</w:t>
+      </w:r>
+    </w:p>
+    <w:bookmarkStart w:id="89" w:name="adding-new-species"/>
     <w:p>
       <w:pPr>
         <w:pStyle w:val="Heading3"/>
@@ -5888,8 +6907,124 @@
         <w:t xml:space="preserve">- Adding new species</w:t>
       </w:r>
     </w:p>
-    <w:bookmarkEnd w:id="74"/>
-    <w:bookmarkStart w:id="75" w:name="adding-new-variables"/>
+    <w:tbl>
+      <w:tblPr>
+        <w:tblStyle w:val="Table"/>
+        <w:tblLook w:firstRow="0" w:lastRow="0" w:firstColumn="0" w:lastColumn="0" w:noHBand="0" w:noVBand="0" w:val="0000"/>
+        <w:tblBorders>
+          <w:top w:val="single" w:sz="4" w:space="0" w:color="0758E5"/>
+          <w:left w:val="single" w:sz="24" w:space="0" w:color="0758E5"/>
+          <w:bottom w:val="single" w:sz="4" w:space="0" w:color="0758E5"/>
+          <w:right w:val="single" w:sz="4" w:space="0" w:color="0758E5"/>
+        </w:tblBorders>
+        <w:tblCellMar>
+          <w:left w:w="144" w:type="dxa"/>
+          <w:right w:w="144" w:type="dxa"/>
+        </w:tblCellMar>
+        <w:tblLook w:firstRow="0" w:lastRow="0" w:firstColumn="0" w:lastColumn="0" w:noHBand="0" w:noVBand="0" w:val="0000"/>
+      </w:tblPr>
+      <w:tr>
+        <w:trPr>
+          <w:cantSplit/>
+        </w:trPr>
+        <w:tc>
+          <w:tcPr>
+            <w:shd w:color="auto" w:fill="dae6fb" w:val="clear"/>
+            <w:tcMar>
+              <w:top w:w="92" w:type="dxa"/>
+              <w:bottom w:w="92" w:type="dxa"/>
+            </w:tcMar>
+          </w:tcPr>
+          <w:p>
+            <w:pPr>
+              <w:pStyle w:val="FirstParagraph"/>
+            </w:pPr>
+            <w:pPr>
+              <w:spacing w:before="0" w:after="0"/>
+              <w:textAlignment w:val="center"/>
+            </w:pPr>
+            <w:r>
+              <w:drawing>
+                <wp:inline>
+                  <wp:extent cx="152400" cy="152400"/>
+                  <wp:effectExtent b="0" l="0" r="0" t="0"/>
+                  <wp:docPr descr="" title="" id="87" name="Picture"/>
+                  <a:graphic>
+                    <a:graphicData uri="http://schemas.openxmlformats.org/drawingml/2006/picture">
+                      <pic:pic>
+                        <pic:nvPicPr>
+                          <pic:cNvPr descr="/Applications/quarto/share/formats/docx/note.png" id="88" name="Picture"/>
+                          <pic:cNvPicPr>
+                            <a:picLocks noChangeArrowheads="1" noChangeAspect="1"/>
+                          </pic:cNvPicPr>
+                        </pic:nvPicPr>
+                        <pic:blipFill>
+                          <a:blip r:embed="rId83"/>
+                          <a:stretch>
+                            <a:fillRect/>
+                          </a:stretch>
+                        </pic:blipFill>
+                        <pic:spPr bwMode="auto">
+                          <a:xfrm>
+                            <a:off x="0" y="0"/>
+                            <a:ext cx="152400" cy="152400"/>
+                          </a:xfrm>
+                          <a:prstGeom prst="rect">
+                            <a:avLst/>
+                          </a:prstGeom>
+                          <a:noFill/>
+                          <a:ln w="9525">
+                            <a:noFill/>
+                            <a:headEnd/>
+                            <a:tailEnd/>
+                          </a:ln>
+                        </pic:spPr>
+                      </pic:pic>
+                    </a:graphicData>
+                  </a:graphic>
+                </wp:inline>
+              </w:drawing>
+            </w:r>
+            <w:r>
+              <w:t xml:space="preserve"> </w:t>
+            </w:r>
+            <w:r>
+              <w:t xml:space="preserve"> </w:t>
+            </w:r>
+            <w:r>
+              <w:t xml:space="preserve">Note</w:t>
+            </w:r>
+          </w:p>
+        </w:tc>
+      </w:tr>
+      <w:tr>
+        <w:trPr>
+          <w:cantSplit/>
+        </w:trPr>
+        <w:tc>
+          <w:tcPr>
+            <w:tcMar>
+              <w:top w:w="108" w:type="dxa"/>
+              <w:bottom w:w="108" w:type="dxa"/>
+            </w:tcMar>
+          </w:tcPr>
+          <w:p>
+            <w:pPr>
+              <w:pStyle w:val="BodyText"/>
+            </w:pPr>
+            <w:pPr>
+              <w:spacing w:before="16" w:after="16"/>
+            </w:pPr>
+            <w:r>
+              <w:t xml:space="preserve">This section is under development. It will describe how to prepare and register occurrence data and GAP range files for species not included in the example dataset.</w:t>
+            </w:r>
+          </w:p>
+          <w:p/>
+        </w:tc>
+      </w:tr>
+    </w:tbl>
+    <w:bookmarkEnd w:id="89"/>
+    <w:bookmarkStart w:id="92" w:name="adding-new-variables"/>
     <w:p>
       <w:pPr>
         <w:pStyle w:val="Heading3"/>
@@ -5898,9 +7033,125 @@
         <w:t xml:space="preserve">- Adding new variables</w:t>
       </w:r>
     </w:p>
-    <w:bookmarkEnd w:id="75"/>
-    <w:bookmarkEnd w:id="76"/>
-    <w:bookmarkEnd w:id="77"/>
+    <w:tbl>
+      <w:tblPr>
+        <w:tblStyle w:val="Table"/>
+        <w:tblLook w:firstRow="0" w:lastRow="0" w:firstColumn="0" w:lastColumn="0" w:noHBand="0" w:noVBand="0" w:val="0000"/>
+        <w:tblBorders>
+          <w:top w:val="single" w:sz="4" w:space="0" w:color="0758E5"/>
+          <w:left w:val="single" w:sz="24" w:space="0" w:color="0758E5"/>
+          <w:bottom w:val="single" w:sz="4" w:space="0" w:color="0758E5"/>
+          <w:right w:val="single" w:sz="4" w:space="0" w:color="0758E5"/>
+        </w:tblBorders>
+        <w:tblCellMar>
+          <w:left w:w="144" w:type="dxa"/>
+          <w:right w:w="144" w:type="dxa"/>
+        </w:tblCellMar>
+        <w:tblLook w:firstRow="0" w:lastRow="0" w:firstColumn="0" w:lastColumn="0" w:noHBand="0" w:noVBand="0" w:val="0000"/>
+      </w:tblPr>
+      <w:tr>
+        <w:trPr>
+          <w:cantSplit/>
+        </w:trPr>
+        <w:tc>
+          <w:tcPr>
+            <w:shd w:color="auto" w:fill="dae6fb" w:val="clear"/>
+            <w:tcMar>
+              <w:top w:w="92" w:type="dxa"/>
+              <w:bottom w:w="92" w:type="dxa"/>
+            </w:tcMar>
+          </w:tcPr>
+          <w:p>
+            <w:pPr>
+              <w:pStyle w:val="FirstParagraph"/>
+            </w:pPr>
+            <w:pPr>
+              <w:spacing w:before="0" w:after="0"/>
+              <w:textAlignment w:val="center"/>
+            </w:pPr>
+            <w:r>
+              <w:drawing>
+                <wp:inline>
+                  <wp:extent cx="152400" cy="152400"/>
+                  <wp:effectExtent b="0" l="0" r="0" t="0"/>
+                  <wp:docPr descr="" title="" id="90" name="Picture"/>
+                  <a:graphic>
+                    <a:graphicData uri="http://schemas.openxmlformats.org/drawingml/2006/picture">
+                      <pic:pic>
+                        <pic:nvPicPr>
+                          <pic:cNvPr descr="/Applications/quarto/share/formats/docx/note.png" id="91" name="Picture"/>
+                          <pic:cNvPicPr>
+                            <a:picLocks noChangeArrowheads="1" noChangeAspect="1"/>
+                          </pic:cNvPicPr>
+                        </pic:nvPicPr>
+                        <pic:blipFill>
+                          <a:blip r:embed="rId83"/>
+                          <a:stretch>
+                            <a:fillRect/>
+                          </a:stretch>
+                        </pic:blipFill>
+                        <pic:spPr bwMode="auto">
+                          <a:xfrm>
+                            <a:off x="0" y="0"/>
+                            <a:ext cx="152400" cy="152400"/>
+                          </a:xfrm>
+                          <a:prstGeom prst="rect">
+                            <a:avLst/>
+                          </a:prstGeom>
+                          <a:noFill/>
+                          <a:ln w="9525">
+                            <a:noFill/>
+                            <a:headEnd/>
+                            <a:tailEnd/>
+                          </a:ln>
+                        </pic:spPr>
+                      </pic:pic>
+                    </a:graphicData>
+                  </a:graphic>
+                </wp:inline>
+              </w:drawing>
+            </w:r>
+            <w:r>
+              <w:t xml:space="preserve"> </w:t>
+            </w:r>
+            <w:r>
+              <w:t xml:space="preserve"> </w:t>
+            </w:r>
+            <w:r>
+              <w:t xml:space="preserve">Note</w:t>
+            </w:r>
+          </w:p>
+        </w:tc>
+      </w:tr>
+      <w:tr>
+        <w:trPr>
+          <w:cantSplit/>
+        </w:trPr>
+        <w:tc>
+          <w:tcPr>
+            <w:tcMar>
+              <w:top w:w="108" w:type="dxa"/>
+              <w:bottom w:w="108" w:type="dxa"/>
+            </w:tcMar>
+          </w:tcPr>
+          <w:p>
+            <w:pPr>
+              <w:pStyle w:val="BodyText"/>
+            </w:pPr>
+            <w:pPr>
+              <w:spacing w:before="16" w:after="16"/>
+            </w:pPr>
+            <w:r>
+              <w:t xml:space="preserve">This section is under development. It will describe how to prepare and integrate additional MERRA-2 or custom environmental predictor variables into the framework’s data collection.</w:t>
+            </w:r>
+          </w:p>
+          <w:p/>
+        </w:tc>
+      </w:tr>
+    </w:tbl>
+    <w:bookmarkEnd w:id="92"/>
+    <w:bookmarkEnd w:id="93"/>
+    <w:bookmarkEnd w:id="94"/>
     <w:sectPr>
       <w:footnotePr>
         <w:numRestart w:val="eachSect"/>
@@ -6121,6 +7372,9 @@
     <w:abstractNumId w:val="991"/>
   </w:num>
   <w:num w:numId="1002">
+    <w:abstractNumId w:val="991"/>
+  </w:num>
+  <w:num w:numId="1003">
     <w:abstractNumId w:val="991"/>
   </w:num>
 </w:numbering>

--- a/rENM-Framework-User-Manual.docx
+++ b/rENM-Framework-User-Manual.docx
@@ -31,7 +31,7 @@
         <w:pStyle w:val="Date"/>
       </w:pPr>
       <w:r>
-        <w:t xml:space="preserve">2026-05-24</w:t>
+        <w:t xml:space="preserve">2026-05-28</w:t>
       </w:r>
     </w:p>
     <w:sdt>
@@ -2405,7 +2405,45 @@
         <w:pStyle w:val="FirstParagraph"/>
       </w:pPr>
       <w:r>
-        <w:t xml:space="preserve">Next, you’ll want to install the example data set. Make sure your current working directory is the project base directory you just created, then run the following commands from a terminal window:</w:t>
+        <w:t xml:space="preserve">Next, you’ll want to install the example data set. The dataset includes occurrence records for three focal species: Brown-capped Rosy-Finch (</w:t>
+      </w:r>
+      <w:r>
+        <w:rPr>
+          <w:i/>
+          <w:iCs/>
+        </w:rPr>
+        <w:t xml:space="preserve">Leucosticte australis</w:t>
+      </w:r>
+      <w:r>
+        <w:t xml:space="preserve">; BCRF), Cassin’s Sparrow (</w:t>
+      </w:r>
+      <w:r>
+        <w:rPr>
+          <w:i/>
+          <w:iCs/>
+        </w:rPr>
+        <w:t xml:space="preserve">Peucaea cassinii</w:t>
+      </w:r>
+      <w:r>
+        <w:t xml:space="preserve">; CASP), and Greater Roadrunner (</w:t>
+      </w:r>
+      <w:r>
+        <w:rPr>
+          <w:i/>
+          <w:iCs/>
+        </w:rPr>
+        <w:t xml:space="preserve">Geococcyx californianus</w:t>
+      </w:r>
+      <w:r>
+        <w:t xml:space="preserve">; GRRO). These species represent a range of ecological contexts, providing examples of small, medium, and large geographic distributions, as well as varying occurrence record densities. Also included are the 14 environmental variables used in Schnase et al. (2026), shapefiles for state boundaries and species ranges, and a catalog of the dataset’s contents.</w:t>
+      </w:r>
+    </w:p>
+    <w:p>
+      <w:pPr>
+        <w:pStyle w:val="BodyText"/>
+      </w:pPr>
+      <w:r>
+        <w:t xml:space="preserve">The dataset is hosted on Google Cloud and downloaded automatically by the commands below. Make sure your current working directory is the project base directory you just created, then run the following from a terminal window:</w:t>
       </w:r>
     </w:p>
     <w:p>
@@ -3179,7 +3217,7 @@
         <w:pStyle w:val="FirstParagraph"/>
       </w:pPr>
       <w:r>
-        <w:t xml:space="preserve">Species within the rENM framework are identified using a four-character banding code (alpha code). To demonstrate the framework’s capabilities, the example dataset includes three species: Brown-capped Rosy-Finch (</w:t>
+        <w:t xml:space="preserve">Species within the rENM framework are identified using a four-character banding code (alpha code). The example dataset includes three species that serve as examples across a range of modeling conditions. The Brown-capped Rosy-Finch (</w:t>
       </w:r>
       <w:r>
         <w:rPr>
@@ -3189,7 +3227,7 @@
         <w:t xml:space="preserve">Leucosticte australis</w:t>
       </w:r>
       <w:r>
-        <w:t xml:space="preserve">; BCRF), Cassin’s Sparrow (</w:t>
+        <w:t xml:space="preserve">; BCRF) occupies a small, high-elevation range in the southern Rockies and offers a test case with sparse occurrence records. Cassin’s Sparrow (</w:t>
       </w:r>
       <w:r>
         <w:rPr>
@@ -3199,7 +3237,7 @@
         <w:t xml:space="preserve">Peucaea cassinii</w:t>
       </w:r>
       <w:r>
-        <w:t xml:space="preserve">; CASP), and Greater Roadrunner (</w:t>
+        <w:t xml:space="preserve">; CASP) is the focal species of the Schnase et al. study series and provides a well-characterized mid-range example with an extensive retrospective literature to draw on. The Greater Roadrunner (</w:t>
       </w:r>
       <w:r>
         <w:rPr>
@@ -3209,7 +3247,7 @@
         <w:t xml:space="preserve">Geococcyx californianus</w:t>
       </w:r>
       <w:r>
-        <w:t xml:space="preserve">; GRRO). These species represent a range of ecological contexts, providing examples of small, medium, and large geographic distributions, as well as varying occurrence record densities.</w:t>
+        <w:t xml:space="preserve">; GRRO) spans a broad distribution across the southwestern United States and presents a high-density occurrence record scenario. Together, these three species let you explore how the framework behaves across meaningfully different ecological and data contexts.</w:t>
       </w:r>
     </w:p>
     <w:bookmarkStart w:id="42" w:name="viewing-installed-species-data"/>

--- a/rENM-Framework-User-Manual.docx
+++ b/rENM-Framework-User-Manual.docx
@@ -5811,6 +5811,27 @@
       </w:r>
       <w:r>
         <w:rPr>
+          <w:rStyle w:val="CommentTok"/>
+        </w:rPr>
+        <w:t xml:space="preserve"># rENM.ai::submit_to_claude(alpha_code)</w:t>
+      </w:r>
+      <w:r>
+        <w:br/>
+      </w:r>
+      <w:r>
+        <w:br/>
+      </w:r>
+      <w:r>
+        <w:rPr>
+          <w:rStyle w:val="CommentTok"/>
+        </w:rPr>
+        <w:t xml:space="preserve"># submit to OpenAI (ChatGPT)</w:t>
+      </w:r>
+      <w:r>
+        <w:br/>
+      </w:r>
+      <w:r>
+        <w:rPr>
           <w:rStyle w:val="NormalTok"/>
         </w:rPr>
         <w:t xml:space="preserve">rENM.ai</w:t>
@@ -5825,7 +5846,7 @@
         <w:rPr>
           <w:rStyle w:val="FunctionTok"/>
         </w:rPr>
-        <w:t xml:space="preserve">submit_to_claude</w:t>
+        <w:t xml:space="preserve">submit_to_chatgpt</w:t>
       </w:r>
       <w:r>
         <w:rPr>
@@ -5833,17 +5854,39 @@
         </w:rPr>
         <w:t xml:space="preserve">(alpha_code)</w:t>
       </w:r>
-      <w:r>
-        <w:br/>
-      </w:r>
-      <w:r>
-        <w:br/>
-      </w:r>
+    </w:p>
+    <w:p>
+      <w:pPr>
+        <w:pStyle w:val="FirstParagraph"/>
+      </w:pPr>
+      <w:r>
+        <w:t xml:space="preserve">If</w:t>
+      </w:r>
+      <w:r>
+        <w:t xml:space="preserve"> </w:t>
+      </w:r>
+      <w:r>
+        <w:rPr>
+          <w:rStyle w:val="VerbatimChar"/>
+        </w:rPr>
+        <w:t xml:space="preserve">submit_to_claude()</w:t>
+      </w:r>
+      <w:r>
+        <w:t xml:space="preserve"> </w:t>
+      </w:r>
+      <w:r>
+        <w:t xml:space="preserve">fails or returns an unexpected result, use the diagnostic helper to inspect the response:</w:t>
+      </w:r>
+    </w:p>
+    <w:p>
+      <w:pPr>
+        <w:pStyle w:val="SourceCode"/>
+      </w:pPr>
       <w:r>
         <w:rPr>
           <w:rStyle w:val="CommentTok"/>
         </w:rPr>
-        <w:t xml:space="preserve"># submit to OpenAI (ChatGPT)</w:t>
+        <w:t xml:space="preserve"># diagnose a failed submit_to_claude() response</w:t>
       </w:r>
       <w:r>
         <w:br/>
@@ -5852,68 +5895,7 @@
         <w:rPr>
           <w:rStyle w:val="CommentTok"/>
         </w:rPr>
-        <w:t xml:space="preserve"># rENM.ai::submit_to_chatgpt(alpha_code)</w:t>
-      </w:r>
-    </w:p>
-    <w:p>
-      <w:pPr>
-        <w:pStyle w:val="FirstParagraph"/>
-      </w:pPr>
-      <w:r>
-        <w:t xml:space="preserve">If</w:t>
-      </w:r>
-      <w:r>
-        <w:t xml:space="preserve"> </w:t>
-      </w:r>
-      <w:r>
-        <w:rPr>
-          <w:rStyle w:val="VerbatimChar"/>
-        </w:rPr>
-        <w:t xml:space="preserve">submit_to_claude()</w:t>
-      </w:r>
-      <w:r>
-        <w:t xml:space="preserve"> </w:t>
-      </w:r>
-      <w:r>
-        <w:t xml:space="preserve">fails or returns an unexpected result, use the diagnostic helper to inspect the response:</w:t>
-      </w:r>
-    </w:p>
-    <w:p>
-      <w:pPr>
-        <w:pStyle w:val="SourceCode"/>
-      </w:pPr>
-      <w:r>
-        <w:rPr>
-          <w:rStyle w:val="CommentTok"/>
-        </w:rPr>
-        <w:t xml:space="preserve"># diagnose a failed submit_to_claude() response</w:t>
-      </w:r>
-      <w:r>
-        <w:br/>
-      </w:r>
-      <w:r>
-        <w:rPr>
-          <w:rStyle w:val="NormalTok"/>
-        </w:rPr>
-        <w:t xml:space="preserve">rENM.ai</w:t>
-      </w:r>
-      <w:r>
-        <w:rPr>
-          <w:rStyle w:val="SpecialCharTok"/>
-        </w:rPr>
-        <w:t xml:space="preserve">::</w:t>
-      </w:r>
-      <w:r>
-        <w:rPr>
-          <w:rStyle w:val="FunctionTok"/>
-        </w:rPr>
-        <w:t xml:space="preserve">submit_to_claude_diag</w:t>
-      </w:r>
-      <w:r>
-        <w:rPr>
-          <w:rStyle w:val="NormalTok"/>
-        </w:rPr>
-        <w:t xml:space="preserve">(alpha_code)</w:t>
+        <w:t xml:space="preserve"># rENM.ai::submit_to_claude_diag(alpha_code)</w:t>
       </w:r>
     </w:p>
     <w:bookmarkEnd w:id="75"/>
